--- a/Fase 2/Evidencias Proyecto/Evidencias de documentación/2.1 Product Backlog/2.1.1 PRODUCT BACKLOG.docx
+++ b/Fase 2/Evidencias Proyecto/Evidencias de documentación/2.1 Product Backlog/2.1.1 PRODUCT BACKLOG.docx
@@ -4199,7 +4199,21 @@
           <w:color w:val="1f1f1f"/>
           <w:rtl w:val="0"/>
         </w:rPr>
-        <w:t xml:space="preserve">A continuación, se definen las Historias de Usuario clave del sistema con sus respectivos Criterios de Aceptación concretos he inambiguos:</w:t>
+        <w:t xml:space="preserve">A continuación, se definen las Historias de Usuario clave del sistema con sus respectivos Criterios de Aceptación concretos he </w:t>
+      </w:r>
+      <w:r>
+        <w:rPr>
+          <w:color w:val="1f1f1f"/>
+          <w:rtl w:val="0"/>
+        </w:rPr>
+        <w:t xml:space="preserve">inambiguos</w:t>
+      </w:r>
+      <w:r>
+        <w:rPr>
+          <w:color w:val="1f1f1f"/>
+          <w:rtl w:val="0"/>
+        </w:rPr>
+        <w:t xml:space="preserve">:</w:t>
       </w:r>
     </w:p>
     <w:p>
@@ -7069,13 +7083,39 @@
           <w:between w:color="auto" w:space="0" w:sz="0" w:val="none"/>
         </w:pBdr>
         <w:ind w:left="1440" w:hanging="360"/>
-      </w:pPr>
-      <w:r>
-        <w:rPr>
-          <w:color w:val="1f1f1f"/>
-          <w:rtl w:val="0"/>
-        </w:rPr>
-        <w:t xml:space="preserve">Una vez desactivada la alerta por el usuario o tutor mediante PIN, el acceso a la ficha médica se revoca automáticamente.</w:t>
+        <w:rPr>
+          <w:color w:val="1f1f1f"/>
+          <w:u w:val="none"/>
+        </w:rPr>
+      </w:pPr>
+      <w:r>
+        <w:rPr>
+          <w:color w:val="1f1f1f"/>
+          <w:rtl w:val="0"/>
+        </w:rPr>
+        <w:t xml:space="preserve">Cuando la emergencia deja de estar ACTIVA (ya sea finalizada, cancelada o expirada tomando en cuenta HU-14), el acceso a la ficha médica se revoca automáticamente</w:t>
+      </w:r>
+    </w:p>
+    <w:p>
+      <w:pPr>
+        <w:numPr>
+          <w:ilvl w:val="1"/>
+          <w:numId w:val="4"/>
+        </w:numPr>
+        <w:pBdr>
+          <w:top w:color="auto" w:space="0" w:sz="0" w:val="none"/>
+          <w:bottom w:color="auto" w:space="0" w:sz="0" w:val="none"/>
+          <w:right w:color="auto" w:space="0" w:sz="0" w:val="none"/>
+          <w:between w:color="auto" w:space="0" w:sz="0" w:val="none"/>
+        </w:pBdr>
+        <w:ind w:left="1440" w:hanging="360"/>
+      </w:pPr>
+      <w:r>
+        <w:rPr>
+          <w:color w:val="1f1f1f"/>
+          <w:rtl w:val="0"/>
+        </w:rPr>
+        <w:t xml:space="preserve">Si el usuario no registra ficha médica y/o ningún antecedente médico externo, la alerta es enviada independientemente si existe o no documentación de alguna situación médica.</w:t>
       </w:r>
     </w:p>
     <w:p>

--- a/Fase 2/Evidencias Proyecto/Evidencias de documentación/2.1 Product Backlog/2.1.1 PRODUCT BACKLOG.docx
+++ b/Fase 2/Evidencias Proyecto/Evidencias de documentación/2.1 Product Backlog/2.1.1 PRODUCT BACKLOG.docx
@@ -3692,6 +3692,41 @@
     <w:p>
       <w:pPr>
         <w:numPr>
+          <w:ilvl w:val="1"/>
+          <w:numId w:val="25"/>
+        </w:numPr>
+        <w:pBdr>
+          <w:top w:color="auto" w:space="0" w:sz="0" w:val="none"/>
+          <w:bottom w:color="auto" w:space="0" w:sz="0" w:val="none"/>
+          <w:right w:color="auto" w:space="0" w:sz="0" w:val="none"/>
+          <w:between w:color="auto" w:space="0" w:sz="0" w:val="none"/>
+        </w:pBdr>
+        <w:ind w:left="1440" w:hanging="360"/>
+        <w:rPr>
+          <w:color w:val="1f1f1f"/>
+          <w:u w:val="none"/>
+        </w:rPr>
+      </w:pPr>
+      <w:r>
+        <w:rPr>
+          <w:i w:val="1"/>
+          <w:iCs w:val="1"/>
+          <w:color w:val="1f1f1f"/>
+          <w:rtl w:val="0"/>
+        </w:rPr>
+        <w:t xml:space="preserve">F05.3:</w:t>
+      </w:r>
+      <w:r>
+        <w:rPr>
+          <w:color w:val="1f1f1f"/>
+          <w:rtl w:val="0"/>
+        </w:rPr>
+        <w:t xml:space="preserve"> Finalización y expiración de la emergencia (Estados: Activa, Finalizada, Expirada)</w:t>
+      </w:r>
+    </w:p>
+    <w:p>
+      <w:pPr>
+        <w:numPr>
           <w:ilvl w:val="0"/>
           <w:numId w:val="25"/>
         </w:numPr>
@@ -3864,6 +3899,35 @@
     <w:p>
       <w:pPr>
         <w:numPr>
+          <w:ilvl w:val="1"/>
+          <w:numId w:val="25"/>
+        </w:numPr>
+        <w:pBdr>
+          <w:top w:color="auto" w:space="0" w:sz="0" w:val="none"/>
+          <w:bottom w:color="auto" w:space="0" w:sz="0" w:val="none"/>
+          <w:right w:color="auto" w:space="0" w:sz="0" w:val="none"/>
+          <w:between w:color="auto" w:space="0" w:sz="0" w:val="none"/>
+        </w:pBdr>
+        <w:ind w:left="1440" w:hanging="360"/>
+        <w:rPr>
+          <w:i w:val="1"/>
+          <w:iCs w:val="1"/>
+          <w:color w:val="1f1f1f"/>
+        </w:rPr>
+      </w:pPr>
+      <w:r>
+        <w:rPr>
+          <w:i w:val="1"/>
+          <w:iCs w:val="1"/>
+          <w:color w:val="1f1f1f"/>
+          <w:rtl w:val="0"/>
+        </w:rPr>
+        <w:t xml:space="preserve">F07.3: Adquisición de planes de usuario principal y cupos para usuarios apadrinados</w:t>
+      </w:r>
+    </w:p>
+    <w:p>
+      <w:pPr>
+        <w:numPr>
           <w:ilvl w:val="0"/>
           <w:numId w:val="25"/>
         </w:numPr>
@@ -4031,6 +4095,42 @@
           <w:rtl w:val="0"/>
         </w:rPr>
         <w:t xml:space="preserve"> Emisión de informes administrativos e historial de emergencias.</w:t>
+      </w:r>
+    </w:p>
+    <w:p>
+      <w:pPr>
+        <w:numPr>
+          <w:ilvl w:val="1"/>
+          <w:numId w:val="25"/>
+        </w:numPr>
+        <w:pBdr>
+          <w:top w:color="auto" w:space="0" w:sz="0" w:val="none"/>
+          <w:bottom w:color="auto" w:space="0" w:sz="0" w:val="none"/>
+          <w:right w:color="auto" w:space="0" w:sz="0" w:val="none"/>
+          <w:between w:color="auto" w:space="0" w:sz="0" w:val="none"/>
+        </w:pBdr>
+        <w:ind w:left="1440" w:hanging="360"/>
+      </w:pPr>
+      <w:r>
+        <w:rPr>
+          <w:i w:val="1"/>
+          <w:iCs w:val="1"/>
+          <w:color w:val="1f1f1f"/>
+          <w:rtl w:val="0"/>
+        </w:rPr>
+        <w:t xml:space="preserve">F09.3: </w:t>
+      </w:r>
+      <w:r>
+        <w:rPr>
+          <w:color w:val="1f1f1f"/>
+          <w:rtl w:val="0"/>
+        </w:rPr>
+        <w:t xml:space="preserve">Solicitudes de soporte desde la aplicación web</w:t>
+      </w:r>
+      <w:r>
+        <w:rPr>
+          <w:rtl w:val="0"/>
+        </w:rPr>
       </w:r>
     </w:p>
     <w:p>
@@ -4199,7 +4299,21 @@
           <w:color w:val="1f1f1f"/>
           <w:rtl w:val="0"/>
         </w:rPr>
-        <w:t xml:space="preserve">A continuación, se definen las Historias de Usuario clave del sistema con sus respectivos Criterios de Aceptación concretos he inambiguos:</w:t>
+        <w:t xml:space="preserve">A continuación, se definen las Historias de Usuario clave del sistema con sus respectivos Criterios de Aceptación concretos he </w:t>
+      </w:r>
+      <w:r>
+        <w:rPr>
+          <w:color w:val="1f1f1f"/>
+          <w:rtl w:val="0"/>
+        </w:rPr>
+        <w:t xml:space="preserve">inambiguos</w:t>
+      </w:r>
+      <w:r>
+        <w:rPr>
+          <w:color w:val="1f1f1f"/>
+          <w:rtl w:val="0"/>
+        </w:rPr>
+        <w:t xml:space="preserve">:</w:t>
       </w:r>
     </w:p>
     <w:p>
@@ -5634,7 +5748,33 @@
           <w:color w:val="1f1f1f"/>
           <w:rtl w:val="0"/>
         </w:rPr>
-        <w:t xml:space="preserve">Al confirmarse la activación, el sistema cambia el estado del perfil a "En Emergencia Active".</w:t>
+        <w:t xml:space="preserve">Al confirmarse la activación, el sistema registra la alerta en estado ACTIVA (estados de alerta detallados en HU-14) y responde en un plazo de 3 segundos</w:t>
+      </w:r>
+    </w:p>
+    <w:p>
+      <w:pPr>
+        <w:numPr>
+          <w:ilvl w:val="1"/>
+          <w:numId w:val="12"/>
+        </w:numPr>
+        <w:pBdr>
+          <w:top w:color="auto" w:space="0" w:sz="0" w:val="none"/>
+          <w:bottom w:color="auto" w:space="0" w:sz="0" w:val="none"/>
+          <w:right w:color="auto" w:space="0" w:sz="0" w:val="none"/>
+          <w:between w:color="auto" w:space="0" w:sz="0" w:val="none"/>
+        </w:pBdr>
+        <w:ind w:left="1440" w:hanging="360"/>
+        <w:rPr>
+          <w:color w:val="1f1f1f"/>
+          <w:u w:val="none"/>
+        </w:rPr>
+      </w:pPr>
+      <w:r>
+        <w:rPr>
+          <w:color w:val="1f1f1f"/>
+          <w:rtl w:val="0"/>
+        </w:rPr>
+        <w:t xml:space="preserve">Solo puede existir una alerta ACTIVA por usuario y los reintentos no deben duplicar las mismas</w:t>
       </w:r>
     </w:p>
     <w:p>
@@ -6122,7 +6262,7 @@
           <w:color w:val="1f1f1f"/>
           <w:rtl w:val="0"/>
         </w:rPr>
-        <w:t xml:space="preserve">El sistema almacena la hora exacta y el estado del envío para auditoría.</w:t>
+        <w:t xml:space="preserve">El sistema almacena por cada contacto, la hora exacta, número de intentos y  el estado del envío (Enviado, Pendiente, Fallido) para auditoría.</w:t>
       </w:r>
     </w:p>
     <w:p>
@@ -6381,6 +6521,32 @@
     <w:p>
       <w:pPr>
         <w:numPr>
+          <w:ilvl w:val="1"/>
+          <w:numId w:val="16"/>
+        </w:numPr>
+        <w:pBdr>
+          <w:top w:color="auto" w:space="0" w:sz="0" w:val="none"/>
+          <w:bottom w:color="auto" w:space="0" w:sz="0" w:val="none"/>
+          <w:right w:color="auto" w:space="0" w:sz="0" w:val="none"/>
+          <w:between w:color="auto" w:space="0" w:sz="0" w:val="none"/>
+        </w:pBdr>
+        <w:ind w:left="1440" w:hanging="360"/>
+        <w:rPr>
+          <w:color w:val="1f1f1f"/>
+          <w:u w:val="none"/>
+        </w:rPr>
+      </w:pPr>
+      <w:r>
+        <w:rPr>
+          <w:color w:val="1f1f1f"/>
+          <w:rtl w:val="0"/>
+        </w:rPr>
+        <w:t xml:space="preserve">Si la cuenta principal no tiene cupos disponibles, el sistema deriva a la compra de cupos.</w:t>
+      </w:r>
+    </w:p>
+    <w:p>
+      <w:pPr>
+        <w:numPr>
           <w:ilvl w:val="0"/>
           <w:numId w:val="16"/>
         </w:numPr>
@@ -6606,7 +6772,33 @@
           <w:color w:val="1f1f1f"/>
           <w:rtl w:val="0"/>
         </w:rPr>
-        <w:t xml:space="preserve">Al realizar una acción crítica (p. ej., modificar dependientes o datos médicos), el sistema exige la clave PIN.</w:t>
+        <w:t xml:space="preserve">Al realizar una acción crítica (p. ej., modificar dependientes, acceso completo o parcial de usuario apadrinado o datos médicos), el sistema exige la clave PIN.</w:t>
+      </w:r>
+    </w:p>
+    <w:p>
+      <w:pPr>
+        <w:numPr>
+          <w:ilvl w:val="1"/>
+          <w:numId w:val="7"/>
+        </w:numPr>
+        <w:pBdr>
+          <w:top w:color="auto" w:space="0" w:sz="0" w:val="none"/>
+          <w:bottom w:color="auto" w:space="0" w:sz="0" w:val="none"/>
+          <w:right w:color="auto" w:space="0" w:sz="0" w:val="none"/>
+          <w:between w:color="auto" w:space="0" w:sz="0" w:val="none"/>
+        </w:pBdr>
+        <w:ind w:left="1440" w:hanging="360"/>
+        <w:rPr>
+          <w:color w:val="1f1f1f"/>
+          <w:u w:val="none"/>
+        </w:rPr>
+      </w:pPr>
+      <w:r>
+        <w:rPr>
+          <w:color w:val="1f1f1f"/>
+          <w:rtl w:val="0"/>
+        </w:rPr>
+        <w:t xml:space="preserve">Si la cuenta tiene usuarios apadrinados, después del inicio de sesión, el sistema solicita el PIN para identificar el perfil que ingresa</w:t>
       </w:r>
     </w:p>
     <w:p>
@@ -7069,13 +7261,39 @@
           <w:between w:color="auto" w:space="0" w:sz="0" w:val="none"/>
         </w:pBdr>
         <w:ind w:left="1440" w:hanging="360"/>
-      </w:pPr>
-      <w:r>
-        <w:rPr>
-          <w:color w:val="1f1f1f"/>
-          <w:rtl w:val="0"/>
-        </w:rPr>
-        <w:t xml:space="preserve">Una vez desactivada la alerta por el usuario o tutor mediante PIN, el acceso a la ficha médica se revoca automáticamente.</w:t>
+        <w:rPr>
+          <w:color w:val="1f1f1f"/>
+          <w:u w:val="none"/>
+        </w:rPr>
+      </w:pPr>
+      <w:r>
+        <w:rPr>
+          <w:color w:val="1f1f1f"/>
+          <w:rtl w:val="0"/>
+        </w:rPr>
+        <w:t xml:space="preserve">Cuando la emergencia deja de estar ACTIVA (ya sea finalizada, cancelada o expirada tomando en cuenta HU-14), el acceso a la ficha médica se revoca automáticamente</w:t>
+      </w:r>
+    </w:p>
+    <w:p>
+      <w:pPr>
+        <w:numPr>
+          <w:ilvl w:val="1"/>
+          <w:numId w:val="4"/>
+        </w:numPr>
+        <w:pBdr>
+          <w:top w:color="auto" w:space="0" w:sz="0" w:val="none"/>
+          <w:bottom w:color="auto" w:space="0" w:sz="0" w:val="none"/>
+          <w:right w:color="auto" w:space="0" w:sz="0" w:val="none"/>
+          <w:between w:color="auto" w:space="0" w:sz="0" w:val="none"/>
+        </w:pBdr>
+        <w:ind w:left="1440" w:hanging="360"/>
+      </w:pPr>
+      <w:r>
+        <w:rPr>
+          <w:color w:val="1f1f1f"/>
+          <w:rtl w:val="0"/>
+        </w:rPr>
+        <w:t xml:space="preserve">Si el usuario no registra ficha médica y/o ningún antecedente médico externo, la alerta es enviada independientemente si existe o no documentación de alguna situación médica.</w:t>
       </w:r>
     </w:p>
     <w:p>
@@ -7284,7 +7502,7 @@
           <w:color w:val="1f1f1f"/>
           <w:rtl w:val="0"/>
         </w:rPr>
-        <w:t xml:space="preserve">El panel muestra el estado de las cuentas (Activa, Bloqueada, En Emergencia).</w:t>
+        <w:t xml:space="preserve">El panel muestra el estado de las cuentas (Acceso completo, Acceso Parcial, Bloqueado/Inactivo) y si tienen una alerta ACTIVA.</w:t>
       </w:r>
     </w:p>
     <w:p>
@@ -7312,6 +7530,86 @@
         <w:rPr>
           <w:rtl w:val="0"/>
         </w:rPr>
+      </w:r>
+    </w:p>
+    <w:p>
+      <w:pPr>
+        <w:numPr>
+          <w:ilvl w:val="1"/>
+          <w:numId w:val="28"/>
+        </w:numPr>
+        <w:pBdr>
+          <w:top w:color="auto" w:space="0" w:sz="0" w:val="none"/>
+          <w:bottom w:color="auto" w:space="0" w:sz="0" w:val="none"/>
+          <w:right w:color="auto" w:space="0" w:sz="0" w:val="none"/>
+          <w:between w:color="auto" w:space="0" w:sz="0" w:val="none"/>
+        </w:pBdr>
+        <w:ind w:left="1440" w:hanging="360"/>
+        <w:rPr>
+          <w:color w:val="1f1f1f"/>
+          <w:u w:val="none"/>
+        </w:rPr>
+      </w:pPr>
+      <w:r>
+        <w:rPr>
+          <w:color w:val="1f1f1f"/>
+          <w:rtl w:val="0"/>
+        </w:rPr>
+        <w:t xml:space="preserve">El administrador puede consultar cuentas y compras realizadas, y cambiar el estado o rol de la cuenta en caso de </w:t>
+      </w:r>
+      <w:r>
+        <w:rPr>
+          <w:color w:val="1f1f1f"/>
+          <w:rtl w:val="0"/>
+        </w:rPr>
+        <w:t xml:space="preserve">necesitarse</w:t>
+      </w:r>
+      <w:r>
+        <w:rPr>
+          <w:color w:val="1f1f1f"/>
+          <w:rtl w:val="0"/>
+        </w:rPr>
+        <w:t xml:space="preserve">,</w:t>
+      </w:r>
+      <w:r>
+        <w:rPr>
+          <w:color w:val="1f1f1f"/>
+          <w:rtl w:val="0"/>
+        </w:rPr>
+        <w:t xml:space="preserve"> mediante</w:t>
+      </w:r>
+      <w:r>
+        <w:rPr>
+          <w:color w:val="1f1f1f"/>
+          <w:rtl w:val="0"/>
+        </w:rPr>
+        <w:t xml:space="preserve"> la solicitud de soporte. Cada acción del administrador queda registrada en una bitácora </w:t>
+      </w:r>
+    </w:p>
+    <w:p>
+      <w:pPr>
+        <w:numPr>
+          <w:ilvl w:val="1"/>
+          <w:numId w:val="28"/>
+        </w:numPr>
+        <w:pBdr>
+          <w:top w:color="auto" w:space="0" w:sz="0" w:val="none"/>
+          <w:bottom w:color="auto" w:space="0" w:sz="0" w:val="none"/>
+          <w:right w:color="auto" w:space="0" w:sz="0" w:val="none"/>
+          <w:between w:color="auto" w:space="0" w:sz="0" w:val="none"/>
+        </w:pBdr>
+        <w:ind w:left="1440" w:hanging="360"/>
+        <w:rPr>
+          <w:color w:val="1f1f1f"/>
+          <w:u w:val="none"/>
+        </w:rPr>
+      </w:pPr>
+      <w:r>
+        <w:rPr>
+          <w:color w:val="1f1f1f"/>
+          <w:rtl w:val="0"/>
+        </w:rPr>
+        <w:t xml:space="preserve">El sistema debe tener al menos 1 administrador y este no puede remover ni modificar su rol.</w:t>
       </w:r>
     </w:p>
     <w:p>

--- a/Fase 2/Evidencias Proyecto/Evidencias de documentación/2.1 Product Backlog/2.1.1 PRODUCT BACKLOG.docx
+++ b/Fase 2/Evidencias Proyecto/Evidencias de documentación/2.1 Product Backlog/2.1.1 PRODUCT BACKLOG.docx
@@ -892,14 +892,14 @@
           <w:color w:val="1f1f1f"/>
           <w:rtl w:val="0"/>
         </w:rPr>
-        <w:t xml:space="preserve">Depecencia: </w:t>
-      </w:r>
-      <w:r>
-        <w:rPr>
-          <w:color w:val="1f1f1f"/>
-          <w:rtl w:val="0"/>
-        </w:rPr>
-        <w:t xml:space="preserve">F1-01</w:t>
+        <w:t xml:space="preserve">Dependencia: </w:t>
+      </w:r>
+      <w:r>
+        <w:rPr>
+          <w:color w:val="1f1f1f"/>
+          <w:rtl w:val="0"/>
+        </w:rPr>
+        <w:t xml:space="preserve">TD-01</w:t>
       </w:r>
     </w:p>
     <w:p>
@@ -973,14 +973,14 @@
           <w:color w:val="1f1f1f"/>
           <w:rtl w:val="0"/>
         </w:rPr>
-        <w:t xml:space="preserve">Depecencia: </w:t>
-      </w:r>
-      <w:r>
-        <w:rPr>
-          <w:color w:val="1f1f1f"/>
-          <w:rtl w:val="0"/>
-        </w:rPr>
-        <w:t xml:space="preserve">F1-01</w:t>
+        <w:t xml:space="preserve">Dependencia: </w:t>
+      </w:r>
+      <w:r>
+        <w:rPr>
+          <w:color w:val="1f1f1f"/>
+          <w:rtl w:val="0"/>
+        </w:rPr>
+        <w:t xml:space="preserve">TD-01</w:t>
       </w:r>
     </w:p>
     <w:p>
@@ -1054,14 +1054,14 @@
           <w:color w:val="1f1f1f"/>
           <w:rtl w:val="0"/>
         </w:rPr>
-        <w:t xml:space="preserve">Depecencia: </w:t>
-      </w:r>
-      <w:r>
-        <w:rPr>
-          <w:color w:val="1f1f1f"/>
-          <w:rtl w:val="0"/>
-        </w:rPr>
-        <w:t xml:space="preserve">F1-01</w:t>
+        <w:t xml:space="preserve">Dependencia: </w:t>
+      </w:r>
+      <w:r>
+        <w:rPr>
+          <w:color w:val="1f1f1f"/>
+          <w:rtl w:val="0"/>
+        </w:rPr>
+        <w:t xml:space="preserve">TD-01</w:t>
       </w:r>
     </w:p>
     <w:p>
@@ -1135,14 +1135,14 @@
           <w:color w:val="1f1f1f"/>
           <w:rtl w:val="0"/>
         </w:rPr>
-        <w:t xml:space="preserve">Depecencia: </w:t>
-      </w:r>
-      <w:r>
-        <w:rPr>
-          <w:color w:val="1f1f1f"/>
-          <w:rtl w:val="0"/>
-        </w:rPr>
-        <w:t xml:space="preserve">F1-04</w:t>
+        <w:t xml:space="preserve">Dependencia: </w:t>
+      </w:r>
+      <w:r>
+        <w:rPr>
+          <w:color w:val="1f1f1f"/>
+          <w:rtl w:val="0"/>
+        </w:rPr>
+        <w:t xml:space="preserve">TD-04</w:t>
       </w:r>
     </w:p>
     <w:p>
@@ -1216,14 +1216,14 @@
           <w:color w:val="1f1f1f"/>
           <w:rtl w:val="0"/>
         </w:rPr>
-        <w:t xml:space="preserve">Depecencia: </w:t>
-      </w:r>
-      <w:r>
-        <w:rPr>
-          <w:color w:val="1f1f1f"/>
-          <w:rtl w:val="0"/>
-        </w:rPr>
-        <w:t xml:space="preserve">F1-04</w:t>
+        <w:t xml:space="preserve">Dependencia: </w:t>
+      </w:r>
+      <w:r>
+        <w:rPr>
+          <w:color w:val="1f1f1f"/>
+          <w:rtl w:val="0"/>
+        </w:rPr>
+        <w:t xml:space="preserve">TD-04</w:t>
       </w:r>
     </w:p>
     <w:p>
@@ -1297,14 +1297,14 @@
           <w:color w:val="1f1f1f"/>
           <w:rtl w:val="0"/>
         </w:rPr>
-        <w:t xml:space="preserve">Depecencia: </w:t>
-      </w:r>
-      <w:r>
-        <w:rPr>
-          <w:color w:val="1f1f1f"/>
-          <w:rtl w:val="0"/>
-        </w:rPr>
-        <w:t xml:space="preserve">F1-04</w:t>
+        <w:t xml:space="preserve">Dependencia: </w:t>
+      </w:r>
+      <w:r>
+        <w:rPr>
+          <w:color w:val="1f1f1f"/>
+          <w:rtl w:val="0"/>
+        </w:rPr>
+        <w:t xml:space="preserve">TD-04</w:t>
       </w:r>
     </w:p>
     <w:p>
@@ -1378,14 +1378,14 @@
           <w:color w:val="1f1f1f"/>
           <w:rtl w:val="0"/>
         </w:rPr>
-        <w:t xml:space="preserve">Depecencia: </w:t>
-      </w:r>
-      <w:r>
-        <w:rPr>
-          <w:color w:val="1f1f1f"/>
-          <w:rtl w:val="0"/>
-        </w:rPr>
-        <w:t xml:space="preserve">F1-04</w:t>
+        <w:t xml:space="preserve">Dependencia: </w:t>
+      </w:r>
+      <w:r>
+        <w:rPr>
+          <w:color w:val="1f1f1f"/>
+          <w:rtl w:val="0"/>
+        </w:rPr>
+        <w:t xml:space="preserve">TD-04</w:t>
       </w:r>
     </w:p>
     <w:p>
@@ -1459,14 +1459,14 @@
           <w:color w:val="1f1f1f"/>
           <w:rtl w:val="0"/>
         </w:rPr>
-        <w:t xml:space="preserve">Depecencia: </w:t>
-      </w:r>
-      <w:r>
-        <w:rPr>
-          <w:color w:val="1f1f1f"/>
-          <w:rtl w:val="0"/>
-        </w:rPr>
-        <w:t xml:space="preserve">F1-07</w:t>
+        <w:t xml:space="preserve">Dependencia: </w:t>
+      </w:r>
+      <w:r>
+        <w:rPr>
+          <w:color w:val="1f1f1f"/>
+          <w:rtl w:val="0"/>
+        </w:rPr>
+        <w:t xml:space="preserve">TD-07</w:t>
       </w:r>
     </w:p>
     <w:p>
@@ -1540,14 +1540,14 @@
           <w:color w:val="1f1f1f"/>
           <w:rtl w:val="0"/>
         </w:rPr>
-        <w:t xml:space="preserve">Depecencia: </w:t>
-      </w:r>
-      <w:r>
-        <w:rPr>
-          <w:color w:val="1f1f1f"/>
-          <w:rtl w:val="0"/>
-        </w:rPr>
-        <w:t xml:space="preserve">F1-09</w:t>
+        <w:t xml:space="preserve">Dependencia: </w:t>
+      </w:r>
+      <w:r>
+        <w:rPr>
+          <w:color w:val="1f1f1f"/>
+          <w:rtl w:val="0"/>
+        </w:rPr>
+        <w:t xml:space="preserve">TD-09</w:t>
       </w:r>
     </w:p>
     <w:p>
@@ -1621,14 +1621,14 @@
           <w:color w:val="1f1f1f"/>
           <w:rtl w:val="0"/>
         </w:rPr>
-        <w:t xml:space="preserve">Depecencia: </w:t>
-      </w:r>
-      <w:r>
-        <w:rPr>
-          <w:color w:val="1f1f1f"/>
-          <w:rtl w:val="0"/>
-        </w:rPr>
-        <w:t xml:space="preserve">F1-04</w:t>
+        <w:t xml:space="preserve">Dependencia: </w:t>
+      </w:r>
+      <w:r>
+        <w:rPr>
+          <w:color w:val="1f1f1f"/>
+          <w:rtl w:val="0"/>
+        </w:rPr>
+        <w:t xml:space="preserve">TD-04</w:t>
       </w:r>
     </w:p>
     <w:p>
@@ -5726,7 +5726,7 @@
           <w:color w:val="1f1f1f"/>
           <w:rtl w:val="0"/>
         </w:rPr>
-        <w:t xml:space="preserve">La interfaz del botón SOS debe requerir una confirmación rápida (p. ej., mantener presionado 2 segundos) para evitar activaciones accidentales.</w:t>
+        <w:t xml:space="preserve">La interfaz del botón SOS debe requerir una confirmación rápida (p. ej., mantener presionado 5 segundos en el perfil predeterminado de personas mayores o usuarios con acceso limitado; la duración es configurable según el tipo de usuario) para evitar activaciones accidentales.</w:t>
       </w:r>
     </w:p>
     <w:p>
@@ -13352,7 +13352,7 @@
           <w:color w:val="1f1f1f"/>
           <w:rtl w:val="0"/>
         </w:rPr>
-        <w:t xml:space="preserve"> La estimación relativa en Story Points y el ejercicio de división de historias permiten que dos Developers afronten el desarrollo en Sprints semanales sin riesgos de saturación.</w:t>
+        <w:t xml:space="preserve"> La estimación relativa en Story Points y el ejercicio de división de historias permiten que tres Developers afronten el desarrollo en Sprints semanales sin riesgos de saturación.</w:t>
       </w:r>
     </w:p>
     <w:p>

--- a/Fase 2/Evidencias Proyecto/Evidencias de documentación/2.1 Product Backlog/2.1.1 PRODUCT BACKLOG.docx
+++ b/Fase 2/Evidencias Proyecto/Evidencias de documentación/2.1 Product Backlog/2.1.1 PRODUCT BACKLOG.docx
@@ -725,7 +725,7 @@
         <w:rPr>
           <w:rtl w:val="0"/>
         </w:rPr>
-        <w:t xml:space="preserve">Estas son las tareas para la Fase 1, que no representan funcionalidades visibles para el usuario final, pero son necesarios para definir, diseñar, preparar y controlar el producto. La fecha de la fase 1 se considera desde el 10 de agosto al 6 de septiembre.</w:t>
+        <w:t>Estas son las tareas para la Fase 1, que no representan funcionalidades visibles para el usuario final, pero son necesarios para definir, diseñar, preparar y controlar el producto. La fecha de la fase 1 se considera desde el 10 de agosto al 14 de septiembre.</w:t>
       </w:r>
     </w:p>
     <w:p>
@@ -7785,7 +7785,7 @@
         <w:rPr>
           <w:rtl w:val="0"/>
         </w:rPr>
-        <w:t xml:space="preserve">La Fase 1 se ejecutará mediante cuatro Sprints de una semana. Esta cadencia responde al horario académico y permite utilizar cada clase semanal como instancia de Sprint Review y retroalimentación. La planificación del siguiente Sprint incorporará los ajustes solicitados por el profesor.</w:t>
+        <w:t>La Fase 1 se ejecutará mediante cuatro Sprints: los tres primeros de una semana y el Sprint 4 de dos semanas. Esta cadencia responde al horario académico y permite utilizar cada clase semanal como instancia de Sprint Review y retroalimentación. La planificación del siguiente Sprint incorporará los ajustes solicitados por el profesor.</w:t>
       </w:r>
       <w:r>
         <w:rPr>
@@ -8173,7 +8173,7 @@
                 <w:color w:val="1f1f1f"/>
                 <w:rtl w:val="0"/>
               </w:rPr>
-              <w:t xml:space="preserve">10–16 agosto.</w:t>
+              <w:t>10–14 agosto.</w:t>
             </w:r>
           </w:p>
         </w:tc>
@@ -8423,7 +8423,7 @@
                 <w:color w:val="1f1f1f"/>
                 <w:rtl w:val="0"/>
               </w:rPr>
-              <w:t xml:space="preserve">–23 agosto.</w:t>
+              <w:t>–21 agosto.</w:t>
             </w:r>
           </w:p>
         </w:tc>
@@ -8666,7 +8666,7 @@
                 <w:color w:val="1f1f1f"/>
                 <w:rtl w:val="0"/>
               </w:rPr>
-              <w:t xml:space="preserve">24–30 agosto.</w:t>
+              <w:t>24–28 agosto.</w:t>
             </w:r>
           </w:p>
         </w:tc>
@@ -8916,7 +8916,7 @@
                 <w:color w:val="1f1f1f"/>
                 <w:rtl w:val="0"/>
               </w:rPr>
-              <w:t xml:space="preserve">– 6 sept.</w:t>
+              <w:t>– 14 sept.</w:t>
             </w:r>
           </w:p>
         </w:tc>
@@ -9108,177 +9108,26 @@
     </w:p>
     <w:p>
       <w:pPr>
-        <w:numPr>
-          <w:ilvl w:val="0"/>
-          <w:numId w:val="24"/>
-        </w:numPr>
-        <w:pBdr>
-          <w:top w:color="auto" w:space="0" w:sz="0" w:val="none"/>
-          <w:bottom w:color="auto" w:space="0" w:sz="0" w:val="none"/>
-          <w:right w:color="auto" w:space="0" w:sz="0" w:val="none"/>
-          <w:between w:color="auto" w:space="0" w:sz="0" w:val="none"/>
-        </w:pBdr>
-        <w:ind w:left="720" w:hanging="360"/>
-        <w:rPr>
-          <w:color w:val="1f1f1f"/>
-          <w:u w:val="none"/>
-        </w:rPr>
-      </w:pPr>
-      <w:r>
-        <w:rPr>
-          <w:color w:val="1f1f1f"/>
-          <w:rtl w:val="0"/>
-        </w:rPr>
-        <w:t xml:space="preserve">El entregable está almacenado en el repositorio o ubicación oficial del equipo</w:t>
-      </w:r>
-    </w:p>
-    <w:p>
-      <w:pPr>
-        <w:numPr>
-          <w:ilvl w:val="0"/>
-          <w:numId w:val="24"/>
-        </w:numPr>
-        <w:pBdr>
-          <w:top w:color="auto" w:space="0" w:sz="0" w:val="none"/>
-          <w:bottom w:color="auto" w:space="0" w:sz="0" w:val="none"/>
-          <w:right w:color="auto" w:space="0" w:sz="0" w:val="none"/>
-          <w:between w:color="auto" w:space="0" w:sz="0" w:val="none"/>
-        </w:pBdr>
-        <w:ind w:left="720" w:hanging="360"/>
-        <w:rPr>
-          <w:color w:val="1f1f1f"/>
-          <w:u w:val="none"/>
-        </w:rPr>
-      </w:pPr>
-      <w:r>
-        <w:rPr>
-          <w:color w:val="1f1f1f"/>
-          <w:rtl w:val="0"/>
-        </w:rPr>
-        <w:t xml:space="preserve">El contenido fue revisado por al menos otro integrante distinto de su autor.</w:t>
-      </w:r>
-    </w:p>
-    <w:p>
-      <w:pPr>
-        <w:numPr>
-          <w:ilvl w:val="0"/>
-          <w:numId w:val="24"/>
-        </w:numPr>
-        <w:pBdr>
-          <w:top w:color="auto" w:space="0" w:sz="0" w:val="none"/>
-          <w:bottom w:color="auto" w:space="0" w:sz="0" w:val="none"/>
-          <w:right w:color="auto" w:space="0" w:sz="0" w:val="none"/>
-          <w:between w:color="auto" w:space="0" w:sz="0" w:val="none"/>
-        </w:pBdr>
-        <w:ind w:left="720" w:hanging="360"/>
-        <w:rPr>
-          <w:color w:val="1f1f1f"/>
-          <w:u w:val="none"/>
-        </w:rPr>
-      </w:pPr>
-      <w:r>
-        <w:rPr>
-          <w:color w:val="1f1f1f"/>
-          <w:rtl w:val="0"/>
-        </w:rPr>
-        <w:t xml:space="preserve">Los criterios de aceptación del PBI están cumplidos y existe evidencia verificable.</w:t>
-      </w:r>
-    </w:p>
-    <w:p>
-      <w:pPr>
-        <w:numPr>
-          <w:ilvl w:val="0"/>
-          <w:numId w:val="24"/>
-        </w:numPr>
-        <w:pBdr>
-          <w:top w:color="auto" w:space="0" w:sz="0" w:val="none"/>
-          <w:bottom w:color="auto" w:space="0" w:sz="0" w:val="none"/>
-          <w:right w:color="auto" w:space="0" w:sz="0" w:val="none"/>
-          <w:between w:color="auto" w:space="0" w:sz="0" w:val="none"/>
-        </w:pBdr>
-        <w:ind w:left="720" w:hanging="360"/>
-        <w:rPr>
-          <w:color w:val="1f1f1f"/>
-          <w:u w:val="none"/>
-        </w:rPr>
-      </w:pPr>
-      <w:r>
-        <w:rPr>
-          <w:color w:val="1f1f1f"/>
-          <w:rtl w:val="0"/>
-        </w:rPr>
-        <w:t xml:space="preserve">Las observaciones de la clase semanal están registradas y clasificadas como corrección o mejora.</w:t>
-      </w:r>
-    </w:p>
-    <w:p>
-      <w:pPr>
-        <w:numPr>
-          <w:ilvl w:val="0"/>
-          <w:numId w:val="24"/>
-        </w:numPr>
-        <w:pBdr>
-          <w:top w:color="auto" w:space="0" w:sz="0" w:val="none"/>
-          <w:bottom w:color="auto" w:space="0" w:sz="0" w:val="none"/>
-          <w:right w:color="auto" w:space="0" w:sz="0" w:val="none"/>
-          <w:between w:color="auto" w:space="0" w:sz="0" w:val="none"/>
-        </w:pBdr>
-        <w:ind w:left="720" w:hanging="360"/>
-        <w:rPr>
-          <w:color w:val="1f1f1f"/>
-          <w:u w:val="none"/>
-        </w:rPr>
-      </w:pPr>
-      <w:r>
-        <w:rPr>
-          <w:color w:val="1f1f1f"/>
-          <w:rtl w:val="0"/>
-        </w:rPr>
-        <w:t xml:space="preserve">No existen campos incompletos sin responsable o fecha de resolución.</w:t>
-      </w:r>
-    </w:p>
-    <w:p>
-      <w:pPr>
-        <w:numPr>
-          <w:ilvl w:val="0"/>
-          <w:numId w:val="24"/>
-        </w:numPr>
-        <w:pBdr>
-          <w:top w:color="auto" w:space="0" w:sz="0" w:val="none"/>
-          <w:bottom w:color="auto" w:space="0" w:sz="0" w:val="none"/>
-          <w:right w:color="auto" w:space="0" w:sz="0" w:val="none"/>
-          <w:between w:color="auto" w:space="0" w:sz="0" w:val="none"/>
-        </w:pBdr>
-        <w:ind w:left="720" w:hanging="360"/>
-        <w:rPr>
-          <w:color w:val="1f1f1f"/>
-          <w:u w:val="none"/>
-        </w:rPr>
-      </w:pPr>
-      <w:r>
-        <w:rPr>
-          <w:color w:val="1f1f1f"/>
-          <w:rtl w:val="0"/>
-        </w:rPr>
-        <w:t xml:space="preserve">El Product Backlog y la tabla maestra se actualizaron cuando el cambio los afectó.</w:t>
-      </w:r>
-    </w:p>
-    <w:p>
-      <w:pPr>
-        <w:pBdr>
-          <w:top w:color="auto" w:space="0" w:sz="0" w:val="none"/>
-          <w:bottom w:color="auto" w:space="0" w:sz="0" w:val="none"/>
-          <w:right w:color="auto" w:space="0" w:sz="0" w:val="none"/>
-          <w:between w:color="auto" w:space="0" w:sz="0" w:val="none"/>
-        </w:pBdr>
-        <w:ind w:left="0" w:firstLine="0"/>
-        <w:rPr>
-          <w:color w:val="1f1f1f"/>
-        </w:rPr>
-      </w:pPr>
-      <w:r>
-        <w:rPr>
-          <w:rtl w:val="0"/>
-        </w:rPr>
+        <w:pBdr>
+          <w:top w:color="auto" w:space="0" w:sz="0" w:val="none"/>
+          <w:bottom w:color="auto" w:space="0" w:sz="0" w:val="none"/>
+          <w:right w:color="auto" w:space="0" w:sz="0" w:val="none"/>
+          <w:between w:color="auto" w:space="0" w:sz="0" w:val="none"/>
+        </w:pBdr>
+        <w:rPr>
+          <w:b w:val="1"/>
+          <w:bCs w:val="1"/>
+          <w:color w:val="1f1f1f"/>
+        </w:rPr>
+      </w:pPr>
+      <w:r>
+        <w:rPr>
+          <w:b w:val="1"/>
+          <w:bCs w:val="1"/>
+          <w:color w:val="1f1f1f"/>
+          <w:rtl w:val="0"/>
+        </w:rPr>
+        <w:t>Se aplica la Definition of Done única del proyecto, definida en la Hoja de ruta (1.2.1, §6).</w:t>
       </w:r>
     </w:p>
     <w:p>
@@ -9702,7 +9551,7 @@
                 <w:color w:val="1f1f1f"/>
                 <w:rtl w:val="0"/>
               </w:rPr>
-              <w:t xml:space="preserve">1</w:t>
+              <w:t>5</w:t>
             </w:r>
             <w:r>
               <w:rPr>
@@ -9921,7 +9770,7 @@
                 <w:color w:val="1f1f1f"/>
                 <w:rtl w:val="0"/>
               </w:rPr>
-              <w:t xml:space="preserve">2</w:t>
+              <w:t>6</w:t>
             </w:r>
             <w:r>
               <w:rPr>
@@ -10140,7 +9989,7 @@
                 <w:color w:val="1f1f1f"/>
                 <w:rtl w:val="0"/>
               </w:rPr>
-              <w:t xml:space="preserve">3</w:t>
+              <w:t>7</w:t>
             </w:r>
             <w:r>
               <w:rPr>
@@ -10359,7 +10208,7 @@
                 <w:color w:val="1f1f1f"/>
                 <w:rtl w:val="0"/>
               </w:rPr>
-              <w:t xml:space="preserve">3</w:t>
+              <w:t>7</w:t>
             </w:r>
             <w:r>
               <w:rPr>
@@ -10578,7 +10427,7 @@
                 <w:color w:val="1f1f1f"/>
                 <w:rtl w:val="0"/>
               </w:rPr>
-              <w:t xml:space="preserve">4</w:t>
+              <w:t>8</w:t>
             </w:r>
             <w:r>
               <w:rPr>
@@ -10797,7 +10646,7 @@
                 <w:color w:val="1f1f1f"/>
                 <w:rtl w:val="0"/>
               </w:rPr>
-              <w:t xml:space="preserve">5</w:t>
+              <w:t>9</w:t>
             </w:r>
             <w:r>
               <w:rPr>
@@ -11016,7 +10865,7 @@
                 <w:color w:val="1f1f1f"/>
                 <w:rtl w:val="0"/>
               </w:rPr>
-              <w:t xml:space="preserve">6</w:t>
+              <w:t>10</w:t>
             </w:r>
             <w:r>
               <w:rPr>
@@ -11235,7 +11084,7 @@
                 <w:color w:val="1f1f1f"/>
                 <w:rtl w:val="0"/>
               </w:rPr>
-              <w:t xml:space="preserve">7</w:t>
+              <w:t>11</w:t>
             </w:r>
             <w:r>
               <w:rPr>
@@ -11460,7 +11309,7 @@
                 <w:bCs w:val="1"/>
                 <w:rtl w:val="0"/>
               </w:rPr>
-              <w:t xml:space="preserve">7</w:t>
+              <w:t>11</w:t>
             </w:r>
           </w:p>
         </w:tc>
@@ -11693,7 +11542,7 @@
                 <w:bCs w:val="1"/>
                 <w:rtl w:val="0"/>
               </w:rPr>
-              <w:t xml:space="preserve">8</w:t>
+              <w:t>12</w:t>
             </w:r>
           </w:p>
         </w:tc>
@@ -11926,7 +11775,7 @@
                 <w:bCs w:val="1"/>
                 <w:rtl w:val="0"/>
               </w:rPr>
-              <w:t xml:space="preserve">9</w:t>
+              <w:t>13</w:t>
             </w:r>
           </w:p>
         </w:tc>
@@ -12159,7 +12008,7 @@
                 <w:bCs w:val="1"/>
                 <w:rtl w:val="0"/>
               </w:rPr>
-              <w:t xml:space="preserve">10</w:t>
+              <w:t>14</w:t>
             </w:r>
           </w:p>
         </w:tc>
@@ -12392,7 +12241,7 @@
                 <w:bCs w:val="1"/>
                 <w:rtl w:val="0"/>
               </w:rPr>
-              <w:t xml:space="preserve">11</w:t>
+              <w:t>15</w:t>
             </w:r>
           </w:p>
         </w:tc>

--- a/Fase 2/Evidencias Proyecto/Evidencias de documentación/2.1 Product Backlog/2.1.1 PRODUCT BACKLOG.docx
+++ b/Fase 2/Evidencias Proyecto/Evidencias de documentación/2.1 Product Backlog/2.1.1 PRODUCT BACKLOG.docx
@@ -168,7 +168,7 @@
       <w:pPr>
         <w:numPr>
           <w:ilvl w:val="0"/>
-          <w:numId w:val="23"/>
+          <w:numId w:val="16"/>
         </w:numPr>
         <w:pBdr>
           <w:top w:color="000000" w:space="0" w:sz="0" w:val="none"/>
@@ -802,7 +802,7 @@
       <w:pPr>
         <w:numPr>
           <w:ilvl w:val="0"/>
-          <w:numId w:val="9"/>
+          <w:numId w:val="29"/>
         </w:numPr>
         <w:ind w:left="720" w:hanging="360"/>
         <w:rPr>
@@ -837,7 +837,7 @@
       <w:pPr>
         <w:numPr>
           <w:ilvl w:val="0"/>
-          <w:numId w:val="9"/>
+          <w:numId w:val="29"/>
         </w:numPr>
         <w:ind w:left="720" w:hanging="360"/>
         <w:rPr>
@@ -895,7 +895,7 @@
       <w:pPr>
         <w:numPr>
           <w:ilvl w:val="0"/>
-          <w:numId w:val="9"/>
+          <w:numId w:val="29"/>
         </w:numPr>
         <w:ind w:left="720" w:hanging="360"/>
         <w:rPr>
@@ -930,7 +930,7 @@
       <w:pPr>
         <w:numPr>
           <w:ilvl w:val="0"/>
-          <w:numId w:val="9"/>
+          <w:numId w:val="29"/>
         </w:numPr>
         <w:ind w:left="720" w:hanging="360"/>
         <w:rPr>
@@ -981,7 +981,7 @@
       <w:pPr>
         <w:numPr>
           <w:ilvl w:val="0"/>
-          <w:numId w:val="9"/>
+          <w:numId w:val="29"/>
         </w:numPr>
         <w:ind w:left="720" w:hanging="360"/>
         <w:rPr>
@@ -1016,7 +1016,7 @@
       <w:pPr>
         <w:numPr>
           <w:ilvl w:val="0"/>
-          <w:numId w:val="9"/>
+          <w:numId w:val="29"/>
         </w:numPr>
         <w:ind w:left="720" w:hanging="360"/>
         <w:rPr>
@@ -1067,7 +1067,7 @@
       <w:pPr>
         <w:numPr>
           <w:ilvl w:val="0"/>
-          <w:numId w:val="9"/>
+          <w:numId w:val="29"/>
         </w:numPr>
         <w:ind w:left="720" w:hanging="360"/>
         <w:rPr>
@@ -1102,7 +1102,7 @@
       <w:pPr>
         <w:numPr>
           <w:ilvl w:val="0"/>
-          <w:numId w:val="9"/>
+          <w:numId w:val="29"/>
         </w:numPr>
         <w:ind w:left="720" w:hanging="360"/>
         <w:rPr>
@@ -1153,7 +1153,7 @@
       <w:pPr>
         <w:numPr>
           <w:ilvl w:val="0"/>
-          <w:numId w:val="9"/>
+          <w:numId w:val="29"/>
         </w:numPr>
         <w:ind w:left="720" w:hanging="360"/>
         <w:rPr>
@@ -1188,7 +1188,7 @@
       <w:pPr>
         <w:numPr>
           <w:ilvl w:val="0"/>
-          <w:numId w:val="9"/>
+          <w:numId w:val="29"/>
         </w:numPr>
         <w:ind w:left="720" w:hanging="360"/>
         <w:rPr>
@@ -1239,7 +1239,7 @@
       <w:pPr>
         <w:numPr>
           <w:ilvl w:val="0"/>
-          <w:numId w:val="9"/>
+          <w:numId w:val="29"/>
         </w:numPr>
         <w:ind w:left="720" w:hanging="360"/>
         <w:rPr>
@@ -1274,7 +1274,7 @@
       <w:pPr>
         <w:numPr>
           <w:ilvl w:val="0"/>
-          <w:numId w:val="9"/>
+          <w:numId w:val="29"/>
         </w:numPr>
         <w:ind w:left="720" w:hanging="360"/>
         <w:rPr>
@@ -1325,7 +1325,7 @@
       <w:pPr>
         <w:numPr>
           <w:ilvl w:val="0"/>
-          <w:numId w:val="9"/>
+          <w:numId w:val="29"/>
         </w:numPr>
         <w:ind w:left="720" w:hanging="360"/>
         <w:rPr>
@@ -1360,7 +1360,7 @@
       <w:pPr>
         <w:numPr>
           <w:ilvl w:val="0"/>
-          <w:numId w:val="9"/>
+          <w:numId w:val="29"/>
         </w:numPr>
         <w:ind w:left="720" w:hanging="360"/>
         <w:rPr>
@@ -1411,7 +1411,7 @@
       <w:pPr>
         <w:numPr>
           <w:ilvl w:val="0"/>
-          <w:numId w:val="9"/>
+          <w:numId w:val="29"/>
         </w:numPr>
         <w:ind w:left="720" w:hanging="360"/>
         <w:rPr>
@@ -1446,7 +1446,7 @@
       <w:pPr>
         <w:numPr>
           <w:ilvl w:val="0"/>
-          <w:numId w:val="9"/>
+          <w:numId w:val="29"/>
         </w:numPr>
         <w:ind w:left="720" w:hanging="360"/>
         <w:rPr>
@@ -1497,7 +1497,7 @@
       <w:pPr>
         <w:numPr>
           <w:ilvl w:val="0"/>
-          <w:numId w:val="9"/>
+          <w:numId w:val="29"/>
         </w:numPr>
         <w:ind w:left="720" w:hanging="360"/>
         <w:rPr>
@@ -1532,7 +1532,7 @@
       <w:pPr>
         <w:numPr>
           <w:ilvl w:val="0"/>
-          <w:numId w:val="9"/>
+          <w:numId w:val="29"/>
         </w:numPr>
         <w:ind w:left="720" w:hanging="360"/>
         <w:rPr>
@@ -1583,7 +1583,7 @@
       <w:pPr>
         <w:numPr>
           <w:ilvl w:val="0"/>
-          <w:numId w:val="9"/>
+          <w:numId w:val="29"/>
         </w:numPr>
         <w:ind w:left="720" w:hanging="360"/>
         <w:rPr>
@@ -1618,7 +1618,7 @@
       <w:pPr>
         <w:numPr>
           <w:ilvl w:val="0"/>
-          <w:numId w:val="9"/>
+          <w:numId w:val="29"/>
         </w:numPr>
         <w:ind w:left="720" w:hanging="360"/>
         <w:rPr>
@@ -1669,7 +1669,7 @@
       <w:pPr>
         <w:numPr>
           <w:ilvl w:val="0"/>
-          <w:numId w:val="9"/>
+          <w:numId w:val="29"/>
         </w:numPr>
         <w:ind w:left="720" w:hanging="360"/>
         <w:rPr>
@@ -1704,7 +1704,7 @@
       <w:pPr>
         <w:numPr>
           <w:ilvl w:val="0"/>
-          <w:numId w:val="9"/>
+          <w:numId w:val="29"/>
         </w:numPr>
         <w:ind w:left="720" w:hanging="360"/>
         <w:rPr>
@@ -1816,7 +1816,7 @@
           <w:color w:val="1f1f1f"/>
           <w:rtl w:val="0"/>
         </w:rPr>
-        <w:t xml:space="preserve">, eliminando redundancias comerciales y simplificando la administración:</w:t>
+        <w:t xml:space="preserve">, eliminando capacidades redundantes y simplificando la administración. La venta de planes y cupos se mantienen en el alcance mediante la pasarela de pago a incorporar:</w:t>
       </w:r>
     </w:p>
     <w:p>
@@ -1858,7 +1858,7 @@
       <w:pPr>
         <w:numPr>
           <w:ilvl w:val="0"/>
-          <w:numId w:val="21"/>
+          <w:numId w:val="14"/>
         </w:numPr>
         <w:pBdr>
           <w:top w:color="000000" w:space="0" w:sz="0" w:val="none"/>
@@ -1895,7 +1895,7 @@
       <w:pPr>
         <w:numPr>
           <w:ilvl w:val="0"/>
-          <w:numId w:val="21"/>
+          <w:numId w:val="14"/>
         </w:numPr>
         <w:pBdr>
           <w:top w:color="000000" w:space="0" w:sz="0" w:val="none"/>
@@ -1932,7 +1932,7 @@
       <w:pPr>
         <w:numPr>
           <w:ilvl w:val="0"/>
-          <w:numId w:val="21"/>
+          <w:numId w:val="14"/>
         </w:numPr>
         <w:pBdr>
           <w:top w:color="000000" w:space="0" w:sz="0" w:val="none"/>
@@ -2023,7 +2023,7 @@
       <w:pPr>
         <w:numPr>
           <w:ilvl w:val="0"/>
-          <w:numId w:val="13"/>
+          <w:numId w:val="5"/>
         </w:numPr>
         <w:pBdr>
           <w:top w:color="000000" w:space="0" w:sz="0" w:val="none"/>
@@ -2060,7 +2060,7 @@
       <w:pPr>
         <w:numPr>
           <w:ilvl w:val="0"/>
-          <w:numId w:val="13"/>
+          <w:numId w:val="5"/>
         </w:numPr>
         <w:pBdr>
           <w:top w:color="000000" w:space="0" w:sz="0" w:val="none"/>
@@ -2097,7 +2097,7 @@
       <w:pPr>
         <w:numPr>
           <w:ilvl w:val="0"/>
-          <w:numId w:val="13"/>
+          <w:numId w:val="5"/>
         </w:numPr>
         <w:pBdr>
           <w:top w:color="000000" w:space="0" w:sz="0" w:val="none"/>
@@ -2187,7 +2187,7 @@
       <w:pPr>
         <w:numPr>
           <w:ilvl w:val="0"/>
-          <w:numId w:val="6"/>
+          <w:numId w:val="26"/>
         </w:numPr>
         <w:pBdr>
           <w:top w:color="000000" w:space="0" w:sz="0" w:val="none"/>
@@ -2224,7 +2224,7 @@
       <w:pPr>
         <w:numPr>
           <w:ilvl w:val="0"/>
-          <w:numId w:val="6"/>
+          <w:numId w:val="26"/>
         </w:numPr>
         <w:pBdr>
           <w:top w:color="000000" w:space="0" w:sz="0" w:val="none"/>
@@ -2261,7 +2261,7 @@
       <w:pPr>
         <w:numPr>
           <w:ilvl w:val="0"/>
-          <w:numId w:val="6"/>
+          <w:numId w:val="26"/>
         </w:numPr>
         <w:pBdr>
           <w:top w:color="000000" w:space="0" w:sz="0" w:val="none"/>
@@ -2352,7 +2352,7 @@
       <w:pPr>
         <w:numPr>
           <w:ilvl w:val="0"/>
-          <w:numId w:val="25"/>
+          <w:numId w:val="18"/>
         </w:numPr>
         <w:pBdr>
           <w:top w:color="000000" w:space="0" w:sz="0" w:val="none"/>
@@ -2389,7 +2389,7 @@
       <w:pPr>
         <w:numPr>
           <w:ilvl w:val="0"/>
-          <w:numId w:val="25"/>
+          <w:numId w:val="18"/>
         </w:numPr>
         <w:pBdr>
           <w:top w:color="000000" w:space="0" w:sz="0" w:val="none"/>
@@ -2426,7 +2426,7 @@
       <w:pPr>
         <w:numPr>
           <w:ilvl w:val="0"/>
-          <w:numId w:val="25"/>
+          <w:numId w:val="18"/>
         </w:numPr>
         <w:pBdr>
           <w:top w:color="000000" w:space="0" w:sz="0" w:val="none"/>
@@ -2516,7 +2516,7 @@
       <w:pPr>
         <w:numPr>
           <w:ilvl w:val="0"/>
-          <w:numId w:val="16"/>
+          <w:numId w:val="8"/>
         </w:numPr>
         <w:pBdr>
           <w:top w:color="000000" w:space="0" w:sz="0" w:val="none"/>
@@ -2553,7 +2553,7 @@
       <w:pPr>
         <w:numPr>
           <w:ilvl w:val="0"/>
-          <w:numId w:val="16"/>
+          <w:numId w:val="8"/>
         </w:numPr>
         <w:pBdr>
           <w:top w:color="000000" w:space="0" w:sz="0" w:val="none"/>
@@ -2590,7 +2590,7 @@
       <w:pPr>
         <w:numPr>
           <w:ilvl w:val="0"/>
-          <w:numId w:val="16"/>
+          <w:numId w:val="8"/>
         </w:numPr>
         <w:pBdr>
           <w:top w:color="000000" w:space="0" w:sz="0" w:val="none"/>
@@ -2681,7 +2681,7 @@
       <w:pPr>
         <w:numPr>
           <w:ilvl w:val="0"/>
-          <w:numId w:val="3"/>
+          <w:numId w:val="23"/>
         </w:numPr>
         <w:pBdr>
           <w:top w:color="000000" w:space="0" w:sz="0" w:val="none"/>
@@ -2718,7 +2718,7 @@
       <w:pPr>
         <w:numPr>
           <w:ilvl w:val="0"/>
-          <w:numId w:val="3"/>
+          <w:numId w:val="23"/>
         </w:numPr>
         <w:pBdr>
           <w:top w:color="000000" w:space="0" w:sz="0" w:val="none"/>
@@ -2755,7 +2755,7 @@
       <w:pPr>
         <w:numPr>
           <w:ilvl w:val="0"/>
-          <w:numId w:val="3"/>
+          <w:numId w:val="23"/>
         </w:numPr>
         <w:pBdr>
           <w:top w:color="000000" w:space="0" w:sz="0" w:val="none"/>
@@ -2846,7 +2846,7 @@
       <w:pPr>
         <w:numPr>
           <w:ilvl w:val="0"/>
-          <w:numId w:val="28"/>
+          <w:numId w:val="21"/>
         </w:numPr>
         <w:pBdr>
           <w:top w:color="000000" w:space="0" w:sz="0" w:val="none"/>
@@ -2883,7 +2883,7 @@
       <w:pPr>
         <w:numPr>
           <w:ilvl w:val="0"/>
-          <w:numId w:val="28"/>
+          <w:numId w:val="21"/>
         </w:numPr>
         <w:pBdr>
           <w:top w:color="000000" w:space="0" w:sz="0" w:val="none"/>
@@ -2920,7 +2920,7 @@
       <w:pPr>
         <w:numPr>
           <w:ilvl w:val="0"/>
-          <w:numId w:val="28"/>
+          <w:numId w:val="21"/>
         </w:numPr>
         <w:pBdr>
           <w:top w:color="000000" w:space="0" w:sz="0" w:val="none"/>
@@ -3011,7 +3011,7 @@
       <w:pPr>
         <w:numPr>
           <w:ilvl w:val="0"/>
-          <w:numId w:val="2"/>
+          <w:numId w:val="12"/>
         </w:numPr>
         <w:pBdr>
           <w:top w:color="000000" w:space="0" w:sz="0" w:val="none"/>
@@ -3048,7 +3048,7 @@
       <w:pPr>
         <w:numPr>
           <w:ilvl w:val="0"/>
-          <w:numId w:val="2"/>
+          <w:numId w:val="12"/>
         </w:numPr>
         <w:pBdr>
           <w:top w:color="000000" w:space="0" w:sz="0" w:val="none"/>
@@ -3085,7 +3085,7 @@
       <w:pPr>
         <w:numPr>
           <w:ilvl w:val="0"/>
-          <w:numId w:val="2"/>
+          <w:numId w:val="12"/>
         </w:numPr>
         <w:pBdr>
           <w:top w:color="000000" w:space="0" w:sz="0" w:val="none"/>
@@ -3157,7 +3157,7 @@
       <w:pPr>
         <w:numPr>
           <w:ilvl w:val="0"/>
-          <w:numId w:val="11"/>
+          <w:numId w:val="3"/>
         </w:numPr>
         <w:pBdr>
           <w:top w:color="000000" w:space="0" w:sz="0" w:val="none"/>
@@ -3194,7 +3194,7 @@
       <w:pPr>
         <w:numPr>
           <w:ilvl w:val="0"/>
-          <w:numId w:val="11"/>
+          <w:numId w:val="3"/>
         </w:numPr>
         <w:pBdr>
           <w:top w:color="000000" w:space="0" w:sz="0" w:val="none"/>
@@ -3231,7 +3231,7 @@
       <w:pPr>
         <w:numPr>
           <w:ilvl w:val="0"/>
-          <w:numId w:val="11"/>
+          <w:numId w:val="3"/>
         </w:numPr>
         <w:pBdr>
           <w:top w:color="000000" w:space="0" w:sz="0" w:val="none"/>
@@ -3322,7 +3322,7 @@
       <w:pPr>
         <w:numPr>
           <w:ilvl w:val="0"/>
-          <w:numId w:val="7"/>
+          <w:numId w:val="27"/>
         </w:numPr>
         <w:pBdr>
           <w:top w:color="000000" w:space="0" w:sz="0" w:val="none"/>
@@ -3359,7 +3359,7 @@
       <w:pPr>
         <w:numPr>
           <w:ilvl w:val="0"/>
-          <w:numId w:val="7"/>
+          <w:numId w:val="27"/>
         </w:numPr>
         <w:pBdr>
           <w:top w:color="000000" w:space="0" w:sz="0" w:val="none"/>
@@ -3396,7 +3396,7 @@
       <w:pPr>
         <w:numPr>
           <w:ilvl w:val="0"/>
-          <w:numId w:val="7"/>
+          <w:numId w:val="27"/>
         </w:numPr>
         <w:pBdr>
           <w:top w:color="000000" w:space="0" w:sz="0" w:val="none"/>
@@ -3529,7 +3529,7 @@
       <w:pPr>
         <w:numPr>
           <w:ilvl w:val="0"/>
-          <w:numId w:val="17"/>
+          <w:numId w:val="9"/>
         </w:numPr>
         <w:pBdr>
           <w:top w:color="000000" w:space="0" w:sz="0" w:val="none"/>
@@ -3559,7 +3559,7 @@
       <w:pPr>
         <w:numPr>
           <w:ilvl w:val="1"/>
-          <w:numId w:val="17"/>
+          <w:numId w:val="9"/>
         </w:numPr>
         <w:pBdr>
           <w:top w:color="000000" w:space="0" w:sz="0" w:val="none"/>
@@ -3596,7 +3596,7 @@
       <w:pPr>
         <w:numPr>
           <w:ilvl w:val="1"/>
-          <w:numId w:val="17"/>
+          <w:numId w:val="9"/>
         </w:numPr>
         <w:pBdr>
           <w:top w:color="000000" w:space="0" w:sz="0" w:val="none"/>
@@ -3633,7 +3633,7 @@
       <w:pPr>
         <w:numPr>
           <w:ilvl w:val="0"/>
-          <w:numId w:val="17"/>
+          <w:numId w:val="9"/>
         </w:numPr>
         <w:pBdr>
           <w:top w:color="000000" w:space="0" w:sz="0" w:val="none"/>
@@ -3663,7 +3663,7 @@
       <w:pPr>
         <w:numPr>
           <w:ilvl w:val="1"/>
-          <w:numId w:val="17"/>
+          <w:numId w:val="9"/>
         </w:numPr>
         <w:pBdr>
           <w:top w:color="000000" w:space="0" w:sz="0" w:val="none"/>
@@ -3700,7 +3700,7 @@
       <w:pPr>
         <w:numPr>
           <w:ilvl w:val="1"/>
-          <w:numId w:val="17"/>
+          <w:numId w:val="9"/>
         </w:numPr>
         <w:pBdr>
           <w:top w:color="000000" w:space="0" w:sz="0" w:val="none"/>
@@ -3737,7 +3737,7 @@
       <w:pPr>
         <w:numPr>
           <w:ilvl w:val="0"/>
-          <w:numId w:val="17"/>
+          <w:numId w:val="9"/>
         </w:numPr>
         <w:pBdr>
           <w:top w:color="000000" w:space="0" w:sz="0" w:val="none"/>
@@ -3767,7 +3767,7 @@
       <w:pPr>
         <w:numPr>
           <w:ilvl w:val="1"/>
-          <w:numId w:val="17"/>
+          <w:numId w:val="9"/>
         </w:numPr>
         <w:pBdr>
           <w:top w:color="000000" w:space="0" w:sz="0" w:val="none"/>
@@ -3804,7 +3804,7 @@
       <w:pPr>
         <w:numPr>
           <w:ilvl w:val="1"/>
-          <w:numId w:val="17"/>
+          <w:numId w:val="9"/>
         </w:numPr>
         <w:pBdr>
           <w:top w:color="000000" w:space="0" w:sz="0" w:val="none"/>
@@ -3841,7 +3841,7 @@
       <w:pPr>
         <w:numPr>
           <w:ilvl w:val="0"/>
-          <w:numId w:val="17"/>
+          <w:numId w:val="9"/>
         </w:numPr>
         <w:pBdr>
           <w:top w:color="000000" w:space="0" w:sz="0" w:val="none"/>
@@ -3871,7 +3871,7 @@
       <w:pPr>
         <w:numPr>
           <w:ilvl w:val="1"/>
-          <w:numId w:val="17"/>
+          <w:numId w:val="9"/>
         </w:numPr>
         <w:pBdr>
           <w:top w:color="000000" w:space="0" w:sz="0" w:val="none"/>
@@ -3908,7 +3908,7 @@
       <w:pPr>
         <w:numPr>
           <w:ilvl w:val="1"/>
-          <w:numId w:val="17"/>
+          <w:numId w:val="9"/>
         </w:numPr>
         <w:pBdr>
           <w:top w:color="000000" w:space="0" w:sz="0" w:val="none"/>
@@ -3935,12 +3935,17 @@
         </w:rPr>
         <w:t xml:space="preserve"> Edición de mensajes personalizados por defecto.</w:t>
       </w:r>
+      <w:r>
+        <w:rPr>
+          <w:rtl w:val="0"/>
+        </w:rPr>
+      </w:r>
     </w:p>
     <w:p>
       <w:pPr>
         <w:numPr>
           <w:ilvl w:val="1"/>
-          <w:numId w:val="17"/>
+          <w:numId w:val="9"/>
         </w:numPr>
         <w:pBdr>
           <w:top w:color="000000" w:space="0" w:sz="0" w:val="none"/>
@@ -3949,10 +3954,7 @@
           <w:between w:color="000000" w:space="0" w:sz="0" w:val="none"/>
         </w:pBdr>
         <w:ind w:left="1440" w:hanging="360"/>
-        <w:rPr>
-          <w:color w:val="1f1f1f"/>
-          <w:u w:val="none"/>
-        </w:rPr>
+        <w:rPr/>
       </w:pPr>
       <w:r>
         <w:rPr>
@@ -3970,12 +3972,17 @@
         </w:rPr>
         <w:t xml:space="preserve"> Visualización de los números oficiales de emergencia (131, 132 y 133)</w:t>
       </w:r>
+      <w:r>
+        <w:rPr>
+          <w:rtl w:val="0"/>
+        </w:rPr>
+      </w:r>
     </w:p>
     <w:p>
       <w:pPr>
         <w:numPr>
           <w:ilvl w:val="0"/>
-          <w:numId w:val="17"/>
+          <w:numId w:val="9"/>
         </w:numPr>
         <w:pBdr>
           <w:top w:color="000000" w:space="0" w:sz="0" w:val="none"/>
@@ -4005,7 +4012,7 @@
       <w:pPr>
         <w:numPr>
           <w:ilvl w:val="1"/>
-          <w:numId w:val="17"/>
+          <w:numId w:val="9"/>
         </w:numPr>
         <w:pBdr>
           <w:top w:color="000000" w:space="0" w:sz="0" w:val="none"/>
@@ -4042,7 +4049,7 @@
       <w:pPr>
         <w:numPr>
           <w:ilvl w:val="1"/>
-          <w:numId w:val="17"/>
+          <w:numId w:val="9"/>
         </w:numPr>
         <w:pBdr>
           <w:top w:color="000000" w:space="0" w:sz="0" w:val="none"/>
@@ -4079,7 +4086,7 @@
       <w:pPr>
         <w:numPr>
           <w:ilvl w:val="1"/>
-          <w:numId w:val="17"/>
+          <w:numId w:val="9"/>
         </w:numPr>
         <w:pBdr>
           <w:top w:color="000000" w:space="0" w:sz="0" w:val="none"/>
@@ -4116,7 +4123,7 @@
       <w:pPr>
         <w:numPr>
           <w:ilvl w:val="0"/>
-          <w:numId w:val="17"/>
+          <w:numId w:val="9"/>
         </w:numPr>
         <w:pBdr>
           <w:top w:color="000000" w:space="0" w:sz="0" w:val="none"/>
@@ -4146,7 +4153,7 @@
       <w:pPr>
         <w:numPr>
           <w:ilvl w:val="1"/>
-          <w:numId w:val="17"/>
+          <w:numId w:val="9"/>
         </w:numPr>
         <w:pBdr>
           <w:top w:color="000000" w:space="0" w:sz="0" w:val="none"/>
@@ -4183,7 +4190,7 @@
       <w:pPr>
         <w:numPr>
           <w:ilvl w:val="1"/>
-          <w:numId w:val="17"/>
+          <w:numId w:val="9"/>
         </w:numPr>
         <w:pBdr>
           <w:top w:color="000000" w:space="0" w:sz="0" w:val="none"/>
@@ -4220,7 +4227,7 @@
       <w:pPr>
         <w:numPr>
           <w:ilvl w:val="0"/>
-          <w:numId w:val="17"/>
+          <w:numId w:val="9"/>
         </w:numPr>
         <w:pBdr>
           <w:top w:color="000000" w:space="0" w:sz="0" w:val="none"/>
@@ -4250,7 +4257,7 @@
       <w:pPr>
         <w:numPr>
           <w:ilvl w:val="1"/>
-          <w:numId w:val="17"/>
+          <w:numId w:val="9"/>
         </w:numPr>
         <w:pBdr>
           <w:top w:color="000000" w:space="0" w:sz="0" w:val="none"/>
@@ -4287,7 +4294,7 @@
       <w:pPr>
         <w:numPr>
           <w:ilvl w:val="1"/>
-          <w:numId w:val="17"/>
+          <w:numId w:val="9"/>
         </w:numPr>
         <w:pBdr>
           <w:top w:color="000000" w:space="0" w:sz="0" w:val="none"/>
@@ -4324,7 +4331,7 @@
       <w:pPr>
         <w:numPr>
           <w:ilvl w:val="1"/>
-          <w:numId w:val="17"/>
+          <w:numId w:val="9"/>
         </w:numPr>
         <w:pBdr>
           <w:top w:color="000000" w:space="0" w:sz="0" w:val="none"/>
@@ -4354,12 +4361,17 @@
         </w:rPr>
         <w:t xml:space="preserve">Adquisición de planes de usuario principal y cupos para usuarios apadrinados</w:t>
       </w:r>
+      <w:r>
+        <w:rPr>
+          <w:rtl w:val="0"/>
+        </w:rPr>
+      </w:r>
     </w:p>
     <w:p>
       <w:pPr>
         <w:numPr>
           <w:ilvl w:val="0"/>
-          <w:numId w:val="17"/>
+          <w:numId w:val="9"/>
         </w:numPr>
         <w:pBdr>
           <w:top w:color="000000" w:space="0" w:sz="0" w:val="none"/>
@@ -4389,7 +4401,7 @@
       <w:pPr>
         <w:numPr>
           <w:ilvl w:val="1"/>
-          <w:numId w:val="17"/>
+          <w:numId w:val="9"/>
         </w:numPr>
         <w:pBdr>
           <w:top w:color="000000" w:space="0" w:sz="0" w:val="none"/>
@@ -4414,7 +4426,7 @@
           <w:color w:val="1f1f1f"/>
           <w:rtl w:val="0"/>
         </w:rPr>
-        <w:t xml:space="preserve"> Registro de ficha médica del usuario (alergias, tipo de sangre)</w:t>
+        <w:t xml:space="preserve"> Registro de ficha médica del usuario (alergias, tipo de sangre) (todo bajo la ley de consentimiento 21.719)</w:t>
       </w:r>
       <w:r>
         <w:rPr>
@@ -4426,7 +4438,7 @@
       <w:pPr>
         <w:numPr>
           <w:ilvl w:val="1"/>
-          <w:numId w:val="17"/>
+          <w:numId w:val="9"/>
         </w:numPr>
         <w:pBdr>
           <w:top w:color="000000" w:space="0" w:sz="0" w:val="none"/>
@@ -4463,7 +4475,7 @@
       <w:pPr>
         <w:numPr>
           <w:ilvl w:val="0"/>
-          <w:numId w:val="17"/>
+          <w:numId w:val="9"/>
         </w:numPr>
         <w:pBdr>
           <w:top w:color="000000" w:space="0" w:sz="0" w:val="none"/>
@@ -4493,7 +4505,7 @@
       <w:pPr>
         <w:numPr>
           <w:ilvl w:val="1"/>
-          <w:numId w:val="17"/>
+          <w:numId w:val="9"/>
         </w:numPr>
         <w:pBdr>
           <w:top w:color="000000" w:space="0" w:sz="0" w:val="none"/>
@@ -4530,7 +4542,7 @@
       <w:pPr>
         <w:numPr>
           <w:ilvl w:val="1"/>
-          <w:numId w:val="17"/>
+          <w:numId w:val="9"/>
         </w:numPr>
         <w:pBdr>
           <w:top w:color="000000" w:space="0" w:sz="0" w:val="none"/>
@@ -4567,7 +4579,7 @@
       <w:pPr>
         <w:numPr>
           <w:ilvl w:val="1"/>
-          <w:numId w:val="17"/>
+          <w:numId w:val="9"/>
         </w:numPr>
         <w:pBdr>
           <w:top w:color="000000" w:space="0" w:sz="0" w:val="none"/>
@@ -4604,7 +4616,7 @@
       <w:pPr>
         <w:numPr>
           <w:ilvl w:val="0"/>
-          <w:numId w:val="17"/>
+          <w:numId w:val="9"/>
         </w:numPr>
         <w:pBdr>
           <w:top w:color="000000" w:space="0" w:sz="0" w:val="none"/>
@@ -4634,7 +4646,7 @@
       <w:pPr>
         <w:numPr>
           <w:ilvl w:val="1"/>
-          <w:numId w:val="17"/>
+          <w:numId w:val="9"/>
         </w:numPr>
         <w:pBdr>
           <w:top w:color="000000" w:space="0" w:sz="0" w:val="none"/>
@@ -4671,7 +4683,7 @@
       <w:pPr>
         <w:numPr>
           <w:ilvl w:val="1"/>
-          <w:numId w:val="17"/>
+          <w:numId w:val="9"/>
         </w:numPr>
         <w:pBdr>
           <w:top w:color="000000" w:space="0" w:sz="0" w:val="none"/>
@@ -4833,7 +4845,7 @@
       <w:pPr>
         <w:numPr>
           <w:ilvl w:val="0"/>
-          <w:numId w:val="26"/>
+          <w:numId w:val="19"/>
         </w:numPr>
         <w:pBdr>
           <w:top w:color="000000" w:space="0" w:sz="0" w:val="none"/>
@@ -4918,7 +4930,7 @@
       <w:pPr>
         <w:numPr>
           <w:ilvl w:val="0"/>
-          <w:numId w:val="26"/>
+          <w:numId w:val="19"/>
         </w:numPr>
         <w:pBdr>
           <w:top w:color="000000" w:space="0" w:sz="0" w:val="none"/>
@@ -4955,7 +4967,7 @@
       <w:pPr>
         <w:numPr>
           <w:ilvl w:val="1"/>
-          <w:numId w:val="26"/>
+          <w:numId w:val="19"/>
         </w:numPr>
         <w:pBdr>
           <w:top w:color="000000" w:space="0" w:sz="0" w:val="none"/>
@@ -4983,7 +4995,7 @@
       <w:pPr>
         <w:numPr>
           <w:ilvl w:val="1"/>
-          <w:numId w:val="26"/>
+          <w:numId w:val="19"/>
         </w:numPr>
         <w:pBdr>
           <w:top w:color="000000" w:space="0" w:sz="0" w:val="none"/>
@@ -5011,7 +5023,7 @@
       <w:pPr>
         <w:numPr>
           <w:ilvl w:val="1"/>
-          <w:numId w:val="26"/>
+          <w:numId w:val="19"/>
         </w:numPr>
         <w:pBdr>
           <w:top w:color="000000" w:space="0" w:sz="0" w:val="none"/>
@@ -5039,7 +5051,7 @@
       <w:pPr>
         <w:numPr>
           <w:ilvl w:val="0"/>
-          <w:numId w:val="26"/>
+          <w:numId w:val="19"/>
         </w:numPr>
         <w:pBdr>
           <w:top w:color="000000" w:space="0" w:sz="0" w:val="none"/>
@@ -5066,10 +5078,41 @@
         </w:rPr>
         <w:t xml:space="preserve">Crítica.</w:t>
       </w:r>
-      <w:r>
-        <w:rPr>
-          <w:rtl w:val="0"/>
-        </w:rPr>
+    </w:p>
+    <w:p>
+      <w:pPr>
+        <w:numPr>
+          <w:ilvl w:val="0"/>
+          <w:numId w:val="19"/>
+        </w:numPr>
+        <w:pBdr>
+          <w:top w:color="000000" w:space="0" w:sz="0" w:val="none"/>
+          <w:bottom w:color="000000" w:space="0" w:sz="0" w:val="none"/>
+          <w:right w:color="000000" w:space="0" w:sz="0" w:val="none"/>
+          <w:between w:color="000000" w:space="0" w:sz="0" w:val="none"/>
+        </w:pBdr>
+        <w:ind w:left="720" w:hanging="360"/>
+        <w:rPr>
+          <w:b w:val="1"/>
+          <w:bCs w:val="1"/>
+          <w:color w:val="1f1f1f"/>
+        </w:rPr>
+      </w:pPr>
+      <w:r>
+        <w:rPr>
+          <w:b w:val="1"/>
+          <w:bCs w:val="1"/>
+          <w:color w:val="1f1f1f"/>
+          <w:rtl w:val="0"/>
+        </w:rPr>
+        <w:t xml:space="preserve">RF trazados: </w:t>
+      </w:r>
+      <w:r>
+        <w:rPr>
+          <w:color w:val="1f1f1f"/>
+          <w:rtl w:val="0"/>
+        </w:rPr>
+        <w:t xml:space="preserve">RF1</w:t>
       </w:r>
     </w:p>
     <w:p>
@@ -5129,7 +5172,7 @@
       <w:pPr>
         <w:numPr>
           <w:ilvl w:val="0"/>
-          <w:numId w:val="22"/>
+          <w:numId w:val="15"/>
         </w:numPr>
         <w:pBdr>
           <w:top w:color="000000" w:space="0" w:sz="0" w:val="none"/>
@@ -5214,7 +5257,7 @@
       <w:pPr>
         <w:numPr>
           <w:ilvl w:val="0"/>
-          <w:numId w:val="22"/>
+          <w:numId w:val="15"/>
         </w:numPr>
         <w:pBdr>
           <w:top w:color="000000" w:space="0" w:sz="0" w:val="none"/>
@@ -5244,7 +5287,7 @@
       <w:pPr>
         <w:numPr>
           <w:ilvl w:val="1"/>
-          <w:numId w:val="22"/>
+          <w:numId w:val="15"/>
         </w:numPr>
         <w:pBdr>
           <w:top w:color="000000" w:space="0" w:sz="0" w:val="none"/>
@@ -5272,7 +5315,7 @@
       <w:pPr>
         <w:numPr>
           <w:ilvl w:val="1"/>
-          <w:numId w:val="22"/>
+          <w:numId w:val="15"/>
         </w:numPr>
         <w:pBdr>
           <w:top w:color="000000" w:space="0" w:sz="0" w:val="none"/>
@@ -5300,7 +5343,7 @@
       <w:pPr>
         <w:numPr>
           <w:ilvl w:val="1"/>
-          <w:numId w:val="22"/>
+          <w:numId w:val="15"/>
         </w:numPr>
         <w:pBdr>
           <w:top w:color="000000" w:space="0" w:sz="0" w:val="none"/>
@@ -5328,7 +5371,7 @@
       <w:pPr>
         <w:numPr>
           <w:ilvl w:val="0"/>
-          <w:numId w:val="22"/>
+          <w:numId w:val="15"/>
         </w:numPr>
         <w:pBdr>
           <w:top w:color="000000" w:space="0" w:sz="0" w:val="none"/>
@@ -5355,10 +5398,36 @@
         </w:rPr>
         <w:t xml:space="preserve">Crítica.</w:t>
       </w:r>
-      <w:r>
-        <w:rPr>
-          <w:rtl w:val="0"/>
-        </w:rPr>
+    </w:p>
+    <w:p>
+      <w:pPr>
+        <w:numPr>
+          <w:ilvl w:val="0"/>
+          <w:numId w:val="15"/>
+        </w:numPr>
+        <w:pBdr>
+          <w:top w:color="000000" w:space="0" w:sz="0" w:val="none"/>
+          <w:bottom w:color="000000" w:space="0" w:sz="0" w:val="none"/>
+          <w:right w:color="000000" w:space="0" w:sz="0" w:val="none"/>
+          <w:between w:color="000000" w:space="0" w:sz="0" w:val="none"/>
+        </w:pBdr>
+        <w:ind w:left="720" w:hanging="360"/>
+      </w:pPr>
+      <w:r>
+        <w:rPr>
+          <w:b w:val="1"/>
+          <w:bCs w:val="1"/>
+          <w:color w:val="1f1f1f"/>
+          <w:rtl w:val="0"/>
+        </w:rPr>
+        <w:t xml:space="preserve">RF trazados: </w:t>
+      </w:r>
+      <w:r>
+        <w:rPr>
+          <w:color w:val="1f1f1f"/>
+          <w:rtl w:val="0"/>
+        </w:rPr>
+        <w:t xml:space="preserve">RF2</w:t>
       </w:r>
     </w:p>
     <w:p>
@@ -5418,7 +5487,7 @@
       <w:pPr>
         <w:numPr>
           <w:ilvl w:val="0"/>
-          <w:numId w:val="29"/>
+          <w:numId w:val="22"/>
         </w:numPr>
         <w:pBdr>
           <w:top w:color="000000" w:space="0" w:sz="0" w:val="none"/>
@@ -5503,7 +5572,7 @@
       <w:pPr>
         <w:numPr>
           <w:ilvl w:val="0"/>
-          <w:numId w:val="29"/>
+          <w:numId w:val="22"/>
         </w:numPr>
         <w:pBdr>
           <w:top w:color="000000" w:space="0" w:sz="0" w:val="none"/>
@@ -5533,7 +5602,7 @@
       <w:pPr>
         <w:numPr>
           <w:ilvl w:val="1"/>
-          <w:numId w:val="29"/>
+          <w:numId w:val="22"/>
         </w:numPr>
         <w:pBdr>
           <w:top w:color="000000" w:space="0" w:sz="0" w:val="none"/>
@@ -5561,7 +5630,7 @@
       <w:pPr>
         <w:numPr>
           <w:ilvl w:val="1"/>
-          <w:numId w:val="29"/>
+          <w:numId w:val="22"/>
         </w:numPr>
         <w:pBdr>
           <w:top w:color="000000" w:space="0" w:sz="0" w:val="none"/>
@@ -5589,7 +5658,7 @@
       <w:pPr>
         <w:numPr>
           <w:ilvl w:val="1"/>
-          <w:numId w:val="29"/>
+          <w:numId w:val="22"/>
         </w:numPr>
         <w:pBdr>
           <w:top w:color="000000" w:space="0" w:sz="0" w:val="none"/>
@@ -5617,7 +5686,7 @@
       <w:pPr>
         <w:numPr>
           <w:ilvl w:val="0"/>
-          <w:numId w:val="29"/>
+          <w:numId w:val="22"/>
         </w:numPr>
         <w:pBdr>
           <w:top w:color="000000" w:space="0" w:sz="0" w:val="none"/>
@@ -5644,10 +5713,36 @@
         </w:rPr>
         <w:t xml:space="preserve">Crítica.</w:t>
       </w:r>
-      <w:r>
-        <w:rPr>
-          <w:rtl w:val="0"/>
-        </w:rPr>
+    </w:p>
+    <w:p>
+      <w:pPr>
+        <w:numPr>
+          <w:ilvl w:val="0"/>
+          <w:numId w:val="22"/>
+        </w:numPr>
+        <w:pBdr>
+          <w:top w:color="000000" w:space="0" w:sz="0" w:val="none"/>
+          <w:bottom w:color="000000" w:space="0" w:sz="0" w:val="none"/>
+          <w:right w:color="000000" w:space="0" w:sz="0" w:val="none"/>
+          <w:between w:color="000000" w:space="0" w:sz="0" w:val="none"/>
+        </w:pBdr>
+        <w:ind w:left="720" w:hanging="360"/>
+      </w:pPr>
+      <w:r>
+        <w:rPr>
+          <w:b w:val="1"/>
+          <w:bCs w:val="1"/>
+          <w:color w:val="1f1f1f"/>
+          <w:rtl w:val="0"/>
+        </w:rPr>
+        <w:t xml:space="preserve">RF trazados: </w:t>
+      </w:r>
+      <w:r>
+        <w:rPr>
+          <w:color w:val="1f1f1f"/>
+          <w:rtl w:val="0"/>
+        </w:rPr>
+        <w:t xml:space="preserve">RF6, RF7</w:t>
       </w:r>
     </w:p>
     <w:p>
@@ -5707,7 +5802,7 @@
       <w:pPr>
         <w:numPr>
           <w:ilvl w:val="0"/>
-          <w:numId w:val="5"/>
+          <w:numId w:val="25"/>
         </w:numPr>
         <w:pBdr>
           <w:top w:color="000000" w:space="0" w:sz="0" w:val="none"/>
@@ -5792,7 +5887,7 @@
       <w:pPr>
         <w:numPr>
           <w:ilvl w:val="0"/>
-          <w:numId w:val="5"/>
+          <w:numId w:val="25"/>
         </w:numPr>
         <w:pBdr>
           <w:top w:color="000000" w:space="0" w:sz="0" w:val="none"/>
@@ -5822,7 +5917,7 @@
       <w:pPr>
         <w:numPr>
           <w:ilvl w:val="1"/>
-          <w:numId w:val="5"/>
+          <w:numId w:val="25"/>
         </w:numPr>
         <w:pBdr>
           <w:top w:color="000000" w:space="0" w:sz="0" w:val="none"/>
@@ -5850,7 +5945,7 @@
       <w:pPr>
         <w:numPr>
           <w:ilvl w:val="1"/>
-          <w:numId w:val="5"/>
+          <w:numId w:val="25"/>
         </w:numPr>
         <w:pBdr>
           <w:top w:color="000000" w:space="0" w:sz="0" w:val="none"/>
@@ -5878,7 +5973,7 @@
       <w:pPr>
         <w:numPr>
           <w:ilvl w:val="0"/>
-          <w:numId w:val="5"/>
+          <w:numId w:val="25"/>
         </w:numPr>
         <w:pBdr>
           <w:top w:color="000000" w:space="0" w:sz="0" w:val="none"/>
@@ -5905,6 +6000,51 @@
         </w:rPr>
         <w:t xml:space="preserve">Alta.</w:t>
       </w:r>
+    </w:p>
+    <w:p>
+      <w:pPr>
+        <w:numPr>
+          <w:ilvl w:val="0"/>
+          <w:numId w:val="25"/>
+        </w:numPr>
+        <w:pBdr>
+          <w:top w:color="000000" w:space="0" w:sz="0" w:val="none"/>
+          <w:bottom w:color="000000" w:space="0" w:sz="0" w:val="none"/>
+          <w:right w:color="000000" w:space="0" w:sz="0" w:val="none"/>
+          <w:between w:color="000000" w:space="0" w:sz="0" w:val="none"/>
+        </w:pBdr>
+        <w:ind w:left="720" w:hanging="360"/>
+      </w:pPr>
+      <w:r>
+        <w:rPr>
+          <w:b w:val="1"/>
+          <w:bCs w:val="1"/>
+          <w:color w:val="1f1f1f"/>
+          <w:rtl w:val="0"/>
+        </w:rPr>
+        <w:t xml:space="preserve">RF trazados: </w:t>
+      </w:r>
+      <w:r>
+        <w:rPr>
+          <w:color w:val="1f1f1f"/>
+          <w:rtl w:val="0"/>
+        </w:rPr>
+        <w:t xml:space="preserve">RF6</w:t>
+      </w:r>
+    </w:p>
+    <w:p>
+      <w:pPr>
+        <w:pBdr>
+          <w:top w:color="000000" w:space="0" w:sz="0" w:val="none"/>
+          <w:bottom w:color="000000" w:space="0" w:sz="0" w:val="none"/>
+          <w:right w:color="000000" w:space="0" w:sz="0" w:val="none"/>
+          <w:between w:color="000000" w:space="0" w:sz="0" w:val="none"/>
+        </w:pBdr>
+        <w:ind w:left="720" w:firstLine="0"/>
+        <w:rPr>
+          <w:color w:val="1f1f1f"/>
+        </w:rPr>
+      </w:pPr>
       <w:r>
         <w:rPr>
           <w:rtl w:val="0"/>
@@ -5950,7 +6090,7 @@
       <w:pPr>
         <w:numPr>
           <w:ilvl w:val="0"/>
-          <w:numId w:val="19"/>
+          <w:numId w:val="11"/>
         </w:numPr>
         <w:pBdr>
           <w:top w:color="000000" w:space="0" w:sz="0" w:val="none"/>
@@ -6035,7 +6175,7 @@
       <w:pPr>
         <w:numPr>
           <w:ilvl w:val="0"/>
-          <w:numId w:val="19"/>
+          <w:numId w:val="11"/>
         </w:numPr>
         <w:pBdr>
           <w:top w:color="000000" w:space="0" w:sz="0" w:val="none"/>
@@ -6065,7 +6205,7 @@
       <w:pPr>
         <w:numPr>
           <w:ilvl w:val="1"/>
-          <w:numId w:val="19"/>
+          <w:numId w:val="11"/>
         </w:numPr>
         <w:pBdr>
           <w:top w:color="000000" w:space="0" w:sz="0" w:val="none"/>
@@ -6093,7 +6233,7 @@
       <w:pPr>
         <w:numPr>
           <w:ilvl w:val="1"/>
-          <w:numId w:val="19"/>
+          <w:numId w:val="11"/>
         </w:numPr>
         <w:pBdr>
           <w:top w:color="000000" w:space="0" w:sz="0" w:val="none"/>
@@ -6121,7 +6261,7 @@
       <w:pPr>
         <w:numPr>
           <w:ilvl w:val="0"/>
-          <w:numId w:val="19"/>
+          <w:numId w:val="11"/>
         </w:numPr>
         <w:pBdr>
           <w:top w:color="000000" w:space="0" w:sz="0" w:val="none"/>
@@ -6148,10 +6288,36 @@
         </w:rPr>
         <w:t xml:space="preserve">Alta.</w:t>
       </w:r>
-      <w:r>
-        <w:rPr>
-          <w:rtl w:val="0"/>
-        </w:rPr>
+    </w:p>
+    <w:p>
+      <w:pPr>
+        <w:numPr>
+          <w:ilvl w:val="0"/>
+          <w:numId w:val="11"/>
+        </w:numPr>
+        <w:pBdr>
+          <w:top w:color="000000" w:space="0" w:sz="0" w:val="none"/>
+          <w:bottom w:color="000000" w:space="0" w:sz="0" w:val="none"/>
+          <w:right w:color="000000" w:space="0" w:sz="0" w:val="none"/>
+          <w:between w:color="000000" w:space="0" w:sz="0" w:val="none"/>
+        </w:pBdr>
+        <w:ind w:left="720" w:hanging="360"/>
+      </w:pPr>
+      <w:r>
+        <w:rPr>
+          <w:b w:val="1"/>
+          <w:bCs w:val="1"/>
+          <w:color w:val="1f1f1f"/>
+          <w:rtl w:val="0"/>
+        </w:rPr>
+        <w:t xml:space="preserve">RF trazados: </w:t>
+      </w:r>
+      <w:r>
+        <w:rPr>
+          <w:color w:val="1f1f1f"/>
+          <w:rtl w:val="0"/>
+        </w:rPr>
+        <w:t xml:space="preserve">RF4, RF12</w:t>
       </w:r>
     </w:p>
     <w:p>
@@ -6211,7 +6377,7 @@
       <w:pPr>
         <w:numPr>
           <w:ilvl w:val="0"/>
-          <w:numId w:val="4"/>
+          <w:numId w:val="24"/>
         </w:numPr>
         <w:pBdr>
           <w:top w:color="000000" w:space="0" w:sz="0" w:val="none"/>
@@ -6296,7 +6462,7 @@
       <w:pPr>
         <w:numPr>
           <w:ilvl w:val="0"/>
-          <w:numId w:val="4"/>
+          <w:numId w:val="24"/>
         </w:numPr>
         <w:pBdr>
           <w:top w:color="000000" w:space="0" w:sz="0" w:val="none"/>
@@ -6326,7 +6492,7 @@
       <w:pPr>
         <w:numPr>
           <w:ilvl w:val="1"/>
-          <w:numId w:val="4"/>
+          <w:numId w:val="24"/>
         </w:numPr>
         <w:pBdr>
           <w:top w:color="000000" w:space="0" w:sz="0" w:val="none"/>
@@ -6354,7 +6520,7 @@
       <w:pPr>
         <w:numPr>
           <w:ilvl w:val="1"/>
-          <w:numId w:val="4"/>
+          <w:numId w:val="24"/>
         </w:numPr>
         <w:pBdr>
           <w:top w:color="000000" w:space="0" w:sz="0" w:val="none"/>
@@ -6382,7 +6548,7 @@
       <w:pPr>
         <w:numPr>
           <w:ilvl w:val="1"/>
-          <w:numId w:val="4"/>
+          <w:numId w:val="24"/>
         </w:numPr>
         <w:pBdr>
           <w:top w:color="000000" w:space="0" w:sz="0" w:val="none"/>
@@ -6410,7 +6576,7 @@
       <w:pPr>
         <w:numPr>
           <w:ilvl w:val="0"/>
-          <w:numId w:val="4"/>
+          <w:numId w:val="24"/>
         </w:numPr>
         <w:pBdr>
           <w:top w:color="000000" w:space="0" w:sz="0" w:val="none"/>
@@ -6440,10 +6606,36 @@
         </w:rPr>
         <w:t xml:space="preserve">Crítica.</w:t>
       </w:r>
-      <w:r>
-        <w:rPr>
-          <w:rtl w:val="0"/>
-        </w:rPr>
+    </w:p>
+    <w:p>
+      <w:pPr>
+        <w:numPr>
+          <w:ilvl w:val="0"/>
+          <w:numId w:val="24"/>
+        </w:numPr>
+        <w:pBdr>
+          <w:top w:color="000000" w:space="0" w:sz="0" w:val="none"/>
+          <w:bottom w:color="000000" w:space="0" w:sz="0" w:val="none"/>
+          <w:right w:color="000000" w:space="0" w:sz="0" w:val="none"/>
+          <w:between w:color="000000" w:space="0" w:sz="0" w:val="none"/>
+        </w:pBdr>
+        <w:ind w:left="720" w:hanging="360"/>
+      </w:pPr>
+      <w:r>
+        <w:rPr>
+          <w:b w:val="1"/>
+          <w:bCs w:val="1"/>
+          <w:color w:val="1f1f1f"/>
+          <w:rtl w:val="0"/>
+        </w:rPr>
+        <w:t xml:space="preserve">RF trazados: </w:t>
+      </w:r>
+      <w:r>
+        <w:rPr>
+          <w:color w:val="1f1f1f"/>
+          <w:rtl w:val="0"/>
+        </w:rPr>
+        <w:t xml:space="preserve">RF5, RF11</w:t>
       </w:r>
     </w:p>
     <w:p>
@@ -6503,7 +6695,7 @@
       <w:pPr>
         <w:numPr>
           <w:ilvl w:val="0"/>
-          <w:numId w:val="15"/>
+          <w:numId w:val="7"/>
         </w:numPr>
         <w:pBdr>
           <w:top w:color="000000" w:space="0" w:sz="0" w:val="none"/>
@@ -6588,7 +6780,7 @@
       <w:pPr>
         <w:numPr>
           <w:ilvl w:val="0"/>
-          <w:numId w:val="15"/>
+          <w:numId w:val="7"/>
         </w:numPr>
         <w:pBdr>
           <w:top w:color="000000" w:space="0" w:sz="0" w:val="none"/>
@@ -6618,7 +6810,7 @@
       <w:pPr>
         <w:numPr>
           <w:ilvl w:val="1"/>
-          <w:numId w:val="15"/>
+          <w:numId w:val="7"/>
         </w:numPr>
         <w:pBdr>
           <w:top w:color="000000" w:space="0" w:sz="0" w:val="none"/>
@@ -6646,7 +6838,7 @@
       <w:pPr>
         <w:numPr>
           <w:ilvl w:val="1"/>
-          <w:numId w:val="15"/>
+          <w:numId w:val="7"/>
         </w:numPr>
         <w:pBdr>
           <w:top w:color="000000" w:space="0" w:sz="0" w:val="none"/>
@@ -6674,7 +6866,7 @@
       <w:pPr>
         <w:numPr>
           <w:ilvl w:val="1"/>
-          <w:numId w:val="15"/>
+          <w:numId w:val="7"/>
         </w:numPr>
         <w:pBdr>
           <w:top w:color="000000" w:space="0" w:sz="0" w:val="none"/>
@@ -6702,7 +6894,7 @@
       <w:pPr>
         <w:numPr>
           <w:ilvl w:val="0"/>
-          <w:numId w:val="15"/>
+          <w:numId w:val="7"/>
         </w:numPr>
         <w:pBdr>
           <w:top w:color="000000" w:space="0" w:sz="0" w:val="none"/>
@@ -6729,10 +6921,36 @@
         </w:rPr>
         <w:t xml:space="preserve">Crítica.</w:t>
       </w:r>
-      <w:r>
-        <w:rPr>
-          <w:rtl w:val="0"/>
-        </w:rPr>
+    </w:p>
+    <w:p>
+      <w:pPr>
+        <w:numPr>
+          <w:ilvl w:val="0"/>
+          <w:numId w:val="7"/>
+        </w:numPr>
+        <w:pBdr>
+          <w:top w:color="000000" w:space="0" w:sz="0" w:val="none"/>
+          <w:bottom w:color="000000" w:space="0" w:sz="0" w:val="none"/>
+          <w:right w:color="000000" w:space="0" w:sz="0" w:val="none"/>
+          <w:between w:color="000000" w:space="0" w:sz="0" w:val="none"/>
+        </w:pBdr>
+        <w:ind w:left="720" w:hanging="360"/>
+      </w:pPr>
+      <w:r>
+        <w:rPr>
+          <w:b w:val="1"/>
+          <w:bCs w:val="1"/>
+          <w:color w:val="1f1f1f"/>
+          <w:rtl w:val="0"/>
+        </w:rPr>
+        <w:t xml:space="preserve">RF trazados: </w:t>
+      </w:r>
+      <w:r>
+        <w:rPr>
+          <w:color w:val="1f1f1f"/>
+          <w:rtl w:val="0"/>
+        </w:rPr>
+        <w:t xml:space="preserve">RF13</w:t>
       </w:r>
     </w:p>
     <w:p>
@@ -6792,7 +7010,7 @@
       <w:pPr>
         <w:numPr>
           <w:ilvl w:val="0"/>
-          <w:numId w:val="14"/>
+          <w:numId w:val="6"/>
         </w:numPr>
         <w:pBdr>
           <w:top w:color="000000" w:space="0" w:sz="0" w:val="none"/>
@@ -6877,7 +7095,7 @@
       <w:pPr>
         <w:numPr>
           <w:ilvl w:val="0"/>
-          <w:numId w:val="14"/>
+          <w:numId w:val="6"/>
         </w:numPr>
         <w:pBdr>
           <w:top w:color="000000" w:space="0" w:sz="0" w:val="none"/>
@@ -6907,7 +7125,7 @@
       <w:pPr>
         <w:numPr>
           <w:ilvl w:val="1"/>
-          <w:numId w:val="14"/>
+          <w:numId w:val="6"/>
         </w:numPr>
         <w:pBdr>
           <w:top w:color="000000" w:space="0" w:sz="0" w:val="none"/>
@@ -6935,7 +7153,7 @@
       <w:pPr>
         <w:numPr>
           <w:ilvl w:val="1"/>
-          <w:numId w:val="14"/>
+          <w:numId w:val="6"/>
         </w:numPr>
         <w:pBdr>
           <w:top w:color="000000" w:space="0" w:sz="0" w:val="none"/>
@@ -6963,7 +7181,7 @@
       <w:pPr>
         <w:numPr>
           <w:ilvl w:val="0"/>
-          <w:numId w:val="14"/>
+          <w:numId w:val="6"/>
         </w:numPr>
         <w:pBdr>
           <w:top w:color="000000" w:space="0" w:sz="0" w:val="none"/>
@@ -6990,10 +7208,36 @@
         </w:rPr>
         <w:t xml:space="preserve">Crítica.</w:t>
       </w:r>
-      <w:r>
-        <w:rPr>
-          <w:rtl w:val="0"/>
-        </w:rPr>
+    </w:p>
+    <w:p>
+      <w:pPr>
+        <w:numPr>
+          <w:ilvl w:val="0"/>
+          <w:numId w:val="6"/>
+        </w:numPr>
+        <w:pBdr>
+          <w:top w:color="000000" w:space="0" w:sz="0" w:val="none"/>
+          <w:bottom w:color="000000" w:space="0" w:sz="0" w:val="none"/>
+          <w:right w:color="000000" w:space="0" w:sz="0" w:val="none"/>
+          <w:between w:color="000000" w:space="0" w:sz="0" w:val="none"/>
+        </w:pBdr>
+        <w:ind w:left="720" w:hanging="360"/>
+      </w:pPr>
+      <w:r>
+        <w:rPr>
+          <w:b w:val="1"/>
+          <w:bCs w:val="1"/>
+          <w:color w:val="1f1f1f"/>
+          <w:rtl w:val="0"/>
+        </w:rPr>
+        <w:t xml:space="preserve">RF trazados: </w:t>
+      </w:r>
+      <w:r>
+        <w:rPr>
+          <w:color w:val="1f1f1f"/>
+          <w:rtl w:val="0"/>
+        </w:rPr>
+        <w:t xml:space="preserve">RF11, RF12</w:t>
       </w:r>
     </w:p>
     <w:p>
@@ -7053,7 +7297,7 @@
       <w:pPr>
         <w:numPr>
           <w:ilvl w:val="0"/>
-          <w:numId w:val="8"/>
+          <w:numId w:val="28"/>
         </w:numPr>
         <w:pBdr>
           <w:top w:color="000000" w:space="0" w:sz="0" w:val="none"/>
@@ -7138,7 +7382,7 @@
       <w:pPr>
         <w:numPr>
           <w:ilvl w:val="0"/>
-          <w:numId w:val="8"/>
+          <w:numId w:val="28"/>
         </w:numPr>
         <w:pBdr>
           <w:top w:color="000000" w:space="0" w:sz="0" w:val="none"/>
@@ -7168,7 +7412,7 @@
       <w:pPr>
         <w:numPr>
           <w:ilvl w:val="1"/>
-          <w:numId w:val="8"/>
+          <w:numId w:val="28"/>
         </w:numPr>
         <w:pBdr>
           <w:top w:color="000000" w:space="0" w:sz="0" w:val="none"/>
@@ -7196,7 +7440,7 @@
       <w:pPr>
         <w:numPr>
           <w:ilvl w:val="1"/>
-          <w:numId w:val="8"/>
+          <w:numId w:val="28"/>
         </w:numPr>
         <w:pBdr>
           <w:top w:color="000000" w:space="0" w:sz="0" w:val="none"/>
@@ -7224,7 +7468,7 @@
       <w:pPr>
         <w:numPr>
           <w:ilvl w:val="1"/>
-          <w:numId w:val="8"/>
+          <w:numId w:val="28"/>
         </w:numPr>
         <w:pBdr>
           <w:top w:color="000000" w:space="0" w:sz="0" w:val="none"/>
@@ -7252,7 +7496,7 @@
       <w:pPr>
         <w:numPr>
           <w:ilvl w:val="1"/>
-          <w:numId w:val="8"/>
+          <w:numId w:val="28"/>
         </w:numPr>
         <w:pBdr>
           <w:top w:color="000000" w:space="0" w:sz="0" w:val="none"/>
@@ -7280,7 +7524,7 @@
       <w:pPr>
         <w:numPr>
           <w:ilvl w:val="0"/>
-          <w:numId w:val="8"/>
+          <w:numId w:val="28"/>
         </w:numPr>
         <w:pBdr>
           <w:top w:color="000000" w:space="0" w:sz="0" w:val="none"/>
@@ -7307,10 +7551,36 @@
         </w:rPr>
         <w:t xml:space="preserve">Alta.</w:t>
       </w:r>
-      <w:r>
-        <w:rPr>
-          <w:rtl w:val="0"/>
-        </w:rPr>
+    </w:p>
+    <w:p>
+      <w:pPr>
+        <w:numPr>
+          <w:ilvl w:val="0"/>
+          <w:numId w:val="28"/>
+        </w:numPr>
+        <w:pBdr>
+          <w:top w:color="000000" w:space="0" w:sz="0" w:val="none"/>
+          <w:bottom w:color="000000" w:space="0" w:sz="0" w:val="none"/>
+          <w:right w:color="000000" w:space="0" w:sz="0" w:val="none"/>
+          <w:between w:color="000000" w:space="0" w:sz="0" w:val="none"/>
+        </w:pBdr>
+        <w:ind w:left="720" w:hanging="360"/>
+      </w:pPr>
+      <w:r>
+        <w:rPr>
+          <w:b w:val="1"/>
+          <w:bCs w:val="1"/>
+          <w:color w:val="1f1f1f"/>
+          <w:rtl w:val="0"/>
+        </w:rPr>
+        <w:t xml:space="preserve">RF trazados: </w:t>
+      </w:r>
+      <w:r>
+        <w:rPr>
+          <w:color w:val="1f1f1f"/>
+          <w:rtl w:val="0"/>
+        </w:rPr>
+        <w:t xml:space="preserve">RF8, RF9, RF4, RF25</w:t>
       </w:r>
     </w:p>
     <w:p>
@@ -7370,7 +7640,7 @@
       <w:pPr>
         <w:numPr>
           <w:ilvl w:val="0"/>
-          <w:numId w:val="27"/>
+          <w:numId w:val="20"/>
         </w:numPr>
         <w:pBdr>
           <w:top w:color="000000" w:space="0" w:sz="0" w:val="none"/>
@@ -7455,7 +7725,7 @@
       <w:pPr>
         <w:numPr>
           <w:ilvl w:val="0"/>
-          <w:numId w:val="27"/>
+          <w:numId w:val="20"/>
         </w:numPr>
         <w:pBdr>
           <w:top w:color="000000" w:space="0" w:sz="0" w:val="none"/>
@@ -7485,7 +7755,7 @@
       <w:pPr>
         <w:numPr>
           <w:ilvl w:val="1"/>
-          <w:numId w:val="27"/>
+          <w:numId w:val="20"/>
         </w:numPr>
         <w:pBdr>
           <w:top w:color="000000" w:space="0" w:sz="0" w:val="none"/>
@@ -7513,7 +7783,7 @@
       <w:pPr>
         <w:numPr>
           <w:ilvl w:val="1"/>
-          <w:numId w:val="27"/>
+          <w:numId w:val="20"/>
         </w:numPr>
         <w:pBdr>
           <w:top w:color="000000" w:space="0" w:sz="0" w:val="none"/>
@@ -7541,7 +7811,7 @@
       <w:pPr>
         <w:numPr>
           <w:ilvl w:val="1"/>
-          <w:numId w:val="27"/>
+          <w:numId w:val="20"/>
         </w:numPr>
         <w:pBdr>
           <w:top w:color="000000" w:space="0" w:sz="0" w:val="none"/>
@@ -7559,12 +7829,17 @@
         </w:rPr>
         <w:t xml:space="preserve">Si la cuenta tiene usuarios apadrinados, dependiendo del estado de acceso, el sistema solicita el PIN para identificar el perfil que ingresa</w:t>
       </w:r>
+      <w:r>
+        <w:rPr>
+          <w:rtl w:val="0"/>
+        </w:rPr>
+      </w:r>
     </w:p>
     <w:p>
       <w:pPr>
         <w:numPr>
           <w:ilvl w:val="1"/>
-          <w:numId w:val="27"/>
+          <w:numId w:val="20"/>
         </w:numPr>
         <w:pBdr>
           <w:top w:color="000000" w:space="0" w:sz="0" w:val="none"/>
@@ -7573,10 +7848,7 @@
           <w:between w:color="000000" w:space="0" w:sz="0" w:val="none"/>
         </w:pBdr>
         <w:ind w:left="1440" w:hanging="360"/>
-        <w:rPr>
-          <w:color w:val="1f1f1f"/>
-          <w:u w:val="none"/>
-        </w:rPr>
+        <w:rPr/>
       </w:pPr>
       <w:r>
         <w:rPr>
@@ -7585,12 +7857,17 @@
         </w:rPr>
         <w:t xml:space="preserve">El usuario principal define si cada usuario apadrinado tiene acceso completo (puede cambiar su PIN) o acceso parcial (sólo el usuario principal puede cambiarlo)</w:t>
       </w:r>
+      <w:r>
+        <w:rPr>
+          <w:rtl w:val="0"/>
+        </w:rPr>
+      </w:r>
     </w:p>
     <w:p>
       <w:pPr>
         <w:numPr>
           <w:ilvl w:val="0"/>
-          <w:numId w:val="27"/>
+          <w:numId w:val="20"/>
         </w:numPr>
         <w:pBdr>
           <w:top w:color="000000" w:space="0" w:sz="0" w:val="none"/>
@@ -7617,10 +7894,36 @@
         </w:rPr>
         <w:t xml:space="preserve">Alta.</w:t>
       </w:r>
-      <w:r>
-        <w:rPr>
-          <w:rtl w:val="0"/>
-        </w:rPr>
+    </w:p>
+    <w:p>
+      <w:pPr>
+        <w:numPr>
+          <w:ilvl w:val="0"/>
+          <w:numId w:val="20"/>
+        </w:numPr>
+        <w:pBdr>
+          <w:top w:color="000000" w:space="0" w:sz="0" w:val="none"/>
+          <w:bottom w:color="000000" w:space="0" w:sz="0" w:val="none"/>
+          <w:right w:color="000000" w:space="0" w:sz="0" w:val="none"/>
+          <w:between w:color="000000" w:space="0" w:sz="0" w:val="none"/>
+        </w:pBdr>
+        <w:ind w:left="720" w:hanging="360"/>
+      </w:pPr>
+      <w:r>
+        <w:rPr>
+          <w:b w:val="1"/>
+          <w:bCs w:val="1"/>
+          <w:color w:val="1f1f1f"/>
+          <w:rtl w:val="0"/>
+        </w:rPr>
+        <w:t xml:space="preserve">RF trazados: </w:t>
+      </w:r>
+      <w:r>
+        <w:rPr>
+          <w:color w:val="1f1f1f"/>
+          <w:rtl w:val="0"/>
+        </w:rPr>
+        <w:t xml:space="preserve">RF23, RF25</w:t>
       </w:r>
     </w:p>
     <w:p>
@@ -7680,7 +7983,7 @@
       <w:pPr>
         <w:numPr>
           <w:ilvl w:val="0"/>
-          <w:numId w:val="12"/>
+          <w:numId w:val="4"/>
         </w:numPr>
         <w:pBdr>
           <w:top w:color="000000" w:space="0" w:sz="0" w:val="none"/>
@@ -7765,7 +8068,7 @@
       <w:pPr>
         <w:numPr>
           <w:ilvl w:val="0"/>
-          <w:numId w:val="12"/>
+          <w:numId w:val="4"/>
         </w:numPr>
         <w:pBdr>
           <w:top w:color="000000" w:space="0" w:sz="0" w:val="none"/>
@@ -7795,7 +8098,7 @@
       <w:pPr>
         <w:numPr>
           <w:ilvl w:val="1"/>
-          <w:numId w:val="12"/>
+          <w:numId w:val="4"/>
         </w:numPr>
         <w:pBdr>
           <w:top w:color="000000" w:space="0" w:sz="0" w:val="none"/>
@@ -7823,7 +8126,7 @@
       <w:pPr>
         <w:numPr>
           <w:ilvl w:val="1"/>
-          <w:numId w:val="12"/>
+          <w:numId w:val="4"/>
         </w:numPr>
         <w:pBdr>
           <w:top w:color="000000" w:space="0" w:sz="0" w:val="none"/>
@@ -7841,17 +8144,38 @@
         </w:rPr>
         <w:t xml:space="preserve">La interfaz permite la edición rápida por parte del usuario autorizado.</w:t>
       </w:r>
-      <w:r>
-        <w:rPr>
-          <w:rtl w:val="0"/>
-        </w:rPr>
+    </w:p>
+    <w:p>
+      <w:pPr>
+        <w:numPr>
+          <w:ilvl w:val="1"/>
+          <w:numId w:val="4"/>
+        </w:numPr>
+        <w:pBdr>
+          <w:top w:color="000000" w:space="0" w:sz="0" w:val="none"/>
+          <w:bottom w:color="000000" w:space="0" w:sz="0" w:val="none"/>
+          <w:right w:color="000000" w:space="0" w:sz="0" w:val="none"/>
+          <w:between w:color="000000" w:space="0" w:sz="0" w:val="none"/>
+        </w:pBdr>
+        <w:ind w:left="1440" w:hanging="360"/>
+        <w:rPr>
+          <w:color w:val="1f1f1f"/>
+          <w:u w:val="none"/>
+        </w:rPr>
+      </w:pPr>
+      <w:r>
+        <w:rPr>
+          <w:color w:val="1f1f1f"/>
+          <w:rtl w:val="0"/>
+        </w:rPr>
+        <w:t xml:space="preserve">Se cumple la ley 21.719</w:t>
       </w:r>
     </w:p>
     <w:p>
       <w:pPr>
         <w:numPr>
           <w:ilvl w:val="0"/>
-          <w:numId w:val="12"/>
+          <w:numId w:val="4"/>
         </w:numPr>
         <w:pBdr>
           <w:top w:color="000000" w:space="0" w:sz="0" w:val="none"/>
@@ -7878,10 +8202,36 @@
         </w:rPr>
         <w:t xml:space="preserve">Media.</w:t>
       </w:r>
-      <w:r>
-        <w:rPr>
-          <w:rtl w:val="0"/>
-        </w:rPr>
+    </w:p>
+    <w:p>
+      <w:pPr>
+        <w:numPr>
+          <w:ilvl w:val="0"/>
+          <w:numId w:val="4"/>
+        </w:numPr>
+        <w:pBdr>
+          <w:top w:color="000000" w:space="0" w:sz="0" w:val="none"/>
+          <w:bottom w:color="000000" w:space="0" w:sz="0" w:val="none"/>
+          <w:right w:color="000000" w:space="0" w:sz="0" w:val="none"/>
+          <w:between w:color="000000" w:space="0" w:sz="0" w:val="none"/>
+        </w:pBdr>
+        <w:ind w:left="720" w:hanging="360"/>
+      </w:pPr>
+      <w:r>
+        <w:rPr>
+          <w:b w:val="1"/>
+          <w:bCs w:val="1"/>
+          <w:color w:val="1f1f1f"/>
+          <w:rtl w:val="0"/>
+        </w:rPr>
+        <w:t xml:space="preserve">RF trazados: </w:t>
+      </w:r>
+      <w:r>
+        <w:rPr>
+          <w:color w:val="1f1f1f"/>
+          <w:rtl w:val="0"/>
+        </w:rPr>
+        <w:t xml:space="preserve">RF10</w:t>
       </w:r>
     </w:p>
     <w:p>
@@ -7941,7 +8291,7 @@
       <w:pPr>
         <w:numPr>
           <w:ilvl w:val="0"/>
-          <w:numId w:val="24"/>
+          <w:numId w:val="17"/>
         </w:numPr>
         <w:pBdr>
           <w:top w:color="000000" w:space="0" w:sz="0" w:val="none"/>
@@ -8026,7 +8376,7 @@
       <w:pPr>
         <w:numPr>
           <w:ilvl w:val="0"/>
-          <w:numId w:val="24"/>
+          <w:numId w:val="17"/>
         </w:numPr>
         <w:pBdr>
           <w:top w:color="000000" w:space="0" w:sz="0" w:val="none"/>
@@ -8056,7 +8406,7 @@
       <w:pPr>
         <w:numPr>
           <w:ilvl w:val="1"/>
-          <w:numId w:val="24"/>
+          <w:numId w:val="17"/>
         </w:numPr>
         <w:pBdr>
           <w:top w:color="000000" w:space="0" w:sz="0" w:val="none"/>
@@ -8084,7 +8434,7 @@
       <w:pPr>
         <w:numPr>
           <w:ilvl w:val="1"/>
-          <w:numId w:val="24"/>
+          <w:numId w:val="17"/>
         </w:numPr>
         <w:pBdr>
           <w:top w:color="000000" w:space="0" w:sz="0" w:val="none"/>
@@ -8112,7 +8462,7 @@
       <w:pPr>
         <w:numPr>
           <w:ilvl w:val="1"/>
-          <w:numId w:val="24"/>
+          <w:numId w:val="17"/>
         </w:numPr>
         <w:pBdr>
           <w:top w:color="000000" w:space="0" w:sz="0" w:val="none"/>
@@ -8140,7 +8490,7 @@
       <w:pPr>
         <w:numPr>
           <w:ilvl w:val="0"/>
-          <w:numId w:val="24"/>
+          <w:numId w:val="17"/>
         </w:numPr>
         <w:pBdr>
           <w:top w:color="000000" w:space="0" w:sz="0" w:val="none"/>
@@ -8167,10 +8517,36 @@
         </w:rPr>
         <w:t xml:space="preserve">Media.</w:t>
       </w:r>
-      <w:r>
-        <w:rPr>
-          <w:rtl w:val="0"/>
-        </w:rPr>
+    </w:p>
+    <w:p>
+      <w:pPr>
+        <w:numPr>
+          <w:ilvl w:val="0"/>
+          <w:numId w:val="17"/>
+        </w:numPr>
+        <w:pBdr>
+          <w:top w:color="000000" w:space="0" w:sz="0" w:val="none"/>
+          <w:bottom w:color="000000" w:space="0" w:sz="0" w:val="none"/>
+          <w:right w:color="000000" w:space="0" w:sz="0" w:val="none"/>
+          <w:between w:color="000000" w:space="0" w:sz="0" w:val="none"/>
+        </w:pBdr>
+        <w:ind w:left="720" w:hanging="360"/>
+      </w:pPr>
+      <w:r>
+        <w:rPr>
+          <w:b w:val="1"/>
+          <w:bCs w:val="1"/>
+          <w:color w:val="1f1f1f"/>
+          <w:rtl w:val="0"/>
+        </w:rPr>
+        <w:t xml:space="preserve">RF trazados: </w:t>
+      </w:r>
+      <w:r>
+        <w:rPr>
+          <w:color w:val="1f1f1f"/>
+          <w:rtl w:val="0"/>
+        </w:rPr>
+        <w:t xml:space="preserve">RF10</w:t>
       </w:r>
     </w:p>
     <w:p>
@@ -8230,7 +8606,7 @@
       <w:pPr>
         <w:numPr>
           <w:ilvl w:val="0"/>
-          <w:numId w:val="20"/>
+          <w:numId w:val="13"/>
         </w:numPr>
         <w:pBdr>
           <w:top w:color="000000" w:space="0" w:sz="0" w:val="none"/>
@@ -8315,7 +8691,7 @@
       <w:pPr>
         <w:numPr>
           <w:ilvl w:val="0"/>
-          <w:numId w:val="20"/>
+          <w:numId w:val="13"/>
         </w:numPr>
         <w:pBdr>
           <w:top w:color="000000" w:space="0" w:sz="0" w:val="none"/>
@@ -8345,7 +8721,7 @@
       <w:pPr>
         <w:numPr>
           <w:ilvl w:val="1"/>
-          <w:numId w:val="20"/>
+          <w:numId w:val="13"/>
         </w:numPr>
         <w:pBdr>
           <w:top w:color="000000" w:space="0" w:sz="0" w:val="none"/>
@@ -8373,7 +8749,7 @@
       <w:pPr>
         <w:numPr>
           <w:ilvl w:val="1"/>
-          <w:numId w:val="20"/>
+          <w:numId w:val="13"/>
         </w:numPr>
         <w:pBdr>
           <w:top w:color="000000" w:space="0" w:sz="0" w:val="none"/>
@@ -8401,7 +8777,7 @@
       <w:pPr>
         <w:numPr>
           <w:ilvl w:val="1"/>
-          <w:numId w:val="20"/>
+          <w:numId w:val="13"/>
         </w:numPr>
         <w:pBdr>
           <w:top w:color="000000" w:space="0" w:sz="0" w:val="none"/>
@@ -8429,7 +8805,7 @@
       <w:pPr>
         <w:numPr>
           <w:ilvl w:val="1"/>
-          <w:numId w:val="20"/>
+          <w:numId w:val="13"/>
         </w:numPr>
         <w:pBdr>
           <w:top w:color="000000" w:space="0" w:sz="0" w:val="none"/>
@@ -8457,7 +8833,7 @@
       <w:pPr>
         <w:numPr>
           <w:ilvl w:val="0"/>
-          <w:numId w:val="20"/>
+          <w:numId w:val="13"/>
         </w:numPr>
         <w:pBdr>
           <w:top w:color="000000" w:space="0" w:sz="0" w:val="none"/>
@@ -8483,6 +8859,37 @@
           <w:rtl w:val="0"/>
         </w:rPr>
         <w:t xml:space="preserve">Media.</w:t>
+      </w:r>
+    </w:p>
+    <w:p>
+      <w:pPr>
+        <w:numPr>
+          <w:ilvl w:val="0"/>
+          <w:numId w:val="13"/>
+        </w:numPr>
+        <w:pBdr>
+          <w:top w:color="000000" w:space="0" w:sz="0" w:val="none"/>
+          <w:bottom w:color="000000" w:space="0" w:sz="0" w:val="none"/>
+          <w:right w:color="000000" w:space="0" w:sz="0" w:val="none"/>
+          <w:between w:color="000000" w:space="0" w:sz="0" w:val="none"/>
+        </w:pBdr>
+        <w:ind w:left="720" w:hanging="360"/>
+      </w:pPr>
+      <w:r>
+        <w:rPr>
+          <w:b w:val="1"/>
+          <w:bCs w:val="1"/>
+          <w:color w:val="1f1f1f"/>
+          <w:rtl w:val="0"/>
+        </w:rPr>
+        <w:t xml:space="preserve">RF trazados: </w:t>
+      </w:r>
+      <w:r>
+        <w:rPr>
+          <w:color w:val="1f1f1f"/>
+          <w:rtl w:val="0"/>
+        </w:rPr>
+        <w:t xml:space="preserve">RF15, RF19, RF20, RF21</w:t>
       </w:r>
     </w:p>
     <w:p>
@@ -8542,7 +8949,7 @@
       <w:pPr>
         <w:numPr>
           <w:ilvl w:val="0"/>
-          <w:numId w:val="20"/>
+          <w:numId w:val="13"/>
         </w:numPr>
         <w:pBdr>
           <w:top w:color="000000" w:space="0" w:sz="0" w:val="none"/>
@@ -8551,9 +8958,7 @@
           <w:between w:color="000000" w:space="0" w:sz="0" w:val="none"/>
         </w:pBdr>
         <w:ind w:left="720" w:hanging="360"/>
-        <w:rPr>
-          <w:color w:val="000000"/>
-        </w:rPr>
+        <w:rPr/>
       </w:pPr>
       <w:r>
         <w:rPr>
@@ -8577,12 +8982,17 @@
         </w:rPr>
         <w:t xml:space="preserve">usuario que activó una alerta, quiero finalizar una emergencia, para que los contactos sean informados del término de la alerta y se revoque el acceso a la información médica</w:t>
       </w:r>
+      <w:r>
+        <w:rPr>
+          <w:rtl w:val="0"/>
+        </w:rPr>
+      </w:r>
     </w:p>
     <w:p>
       <w:pPr>
         <w:numPr>
           <w:ilvl w:val="0"/>
-          <w:numId w:val="20"/>
+          <w:numId w:val="13"/>
         </w:numPr>
         <w:pBdr>
           <w:top w:color="000000" w:space="0" w:sz="0" w:val="none"/>
@@ -8591,9 +9001,7 @@
           <w:between w:color="000000" w:space="0" w:sz="0" w:val="none"/>
         </w:pBdr>
         <w:ind w:left="720" w:hanging="360"/>
-        <w:rPr>
-          <w:color w:val="000000"/>
-        </w:rPr>
+        <w:rPr/>
       </w:pPr>
       <w:r>
         <w:rPr>
@@ -8613,7 +9021,7 @@
       <w:pPr>
         <w:numPr>
           <w:ilvl w:val="1"/>
-          <w:numId w:val="20"/>
+          <w:numId w:val="13"/>
         </w:numPr>
         <w:pBdr>
           <w:top w:color="000000" w:space="0" w:sz="0" w:val="none"/>
@@ -8622,9 +9030,7 @@
           <w:between w:color="000000" w:space="0" w:sz="0" w:val="none"/>
         </w:pBdr>
         <w:ind w:left="1440" w:hanging="360"/>
-        <w:rPr>
-          <w:color w:val="000000"/>
-        </w:rPr>
+        <w:rPr/>
       </w:pPr>
       <w:r>
         <w:rPr>
@@ -8632,12 +9038,17 @@
         </w:rPr>
         <w:t xml:space="preserve">La emergencia solo puede estar en uno de los siguientes estados: ACTIVA, FINALIZADA, EXPIRADA</w:t>
       </w:r>
+      <w:r>
+        <w:rPr>
+          <w:rtl w:val="0"/>
+        </w:rPr>
+      </w:r>
     </w:p>
     <w:p>
       <w:pPr>
         <w:numPr>
           <w:ilvl w:val="1"/>
-          <w:numId w:val="20"/>
+          <w:numId w:val="13"/>
         </w:numPr>
         <w:pBdr>
           <w:top w:color="000000" w:space="0" w:sz="0" w:val="none"/>
@@ -8646,9 +9057,7 @@
           <w:between w:color="000000" w:space="0" w:sz="0" w:val="none"/>
         </w:pBdr>
         <w:ind w:left="1440" w:hanging="360"/>
-        <w:rPr>
-          <w:color w:val="000000"/>
-        </w:rPr>
+        <w:rPr/>
       </w:pPr>
       <w:r>
         <w:rPr>
@@ -8656,12 +9065,17 @@
         </w:rPr>
         <w:t xml:space="preserve">El usuario que emite la letra, con su sesión activa, puede finalizar la misma mediante el ingreso de su PIN</w:t>
       </w:r>
+      <w:r>
+        <w:rPr>
+          <w:rtl w:val="0"/>
+        </w:rPr>
+      </w:r>
     </w:p>
     <w:p>
       <w:pPr>
         <w:numPr>
           <w:ilvl w:val="1"/>
-          <w:numId w:val="20"/>
+          <w:numId w:val="13"/>
         </w:numPr>
         <w:pBdr>
           <w:top w:color="000000" w:space="0" w:sz="0" w:val="none"/>
@@ -8670,9 +9084,7 @@
           <w:between w:color="000000" w:space="0" w:sz="0" w:val="none"/>
         </w:pBdr>
         <w:ind w:left="1440" w:hanging="360"/>
-        <w:rPr>
-          <w:color w:val="000000"/>
-        </w:rPr>
+        <w:rPr/>
       </w:pPr>
       <w:r>
         <w:rPr>
@@ -8680,12 +9092,17 @@
         </w:rPr>
         <w:t xml:space="preserve">Si la alerta no es finalizada, pasará a EXPIRADA a las 24 horas de su activación</w:t>
       </w:r>
+      <w:r>
+        <w:rPr>
+          <w:rtl w:val="0"/>
+        </w:rPr>
+      </w:r>
     </w:p>
     <w:p>
       <w:pPr>
         <w:numPr>
           <w:ilvl w:val="0"/>
-          <w:numId w:val="20"/>
+          <w:numId w:val="13"/>
         </w:numPr>
         <w:pBdr>
           <w:top w:color="000000" w:space="0" w:sz="0" w:val="none"/>
@@ -8694,9 +9111,7 @@
           <w:between w:color="000000" w:space="0" w:sz="0" w:val="none"/>
         </w:pBdr>
         <w:ind w:left="720" w:hanging="360"/>
-        <w:rPr>
-          <w:color w:val="000000"/>
-        </w:rPr>
+        <w:rPr/>
       </w:pPr>
       <w:r>
         <w:rPr>
@@ -8711,6 +9126,42 @@
           <w:rtl w:val="0"/>
         </w:rPr>
         <w:t xml:space="preserve">Crítica.</w:t>
+      </w:r>
+    </w:p>
+    <w:p>
+      <w:pPr>
+        <w:numPr>
+          <w:ilvl w:val="0"/>
+          <w:numId w:val="13"/>
+        </w:numPr>
+        <w:pBdr>
+          <w:top w:color="000000" w:space="0" w:sz="0" w:val="none"/>
+          <w:bottom w:color="000000" w:space="0" w:sz="0" w:val="none"/>
+          <w:right w:color="000000" w:space="0" w:sz="0" w:val="none"/>
+          <w:between w:color="000000" w:space="0" w:sz="0" w:val="none"/>
+        </w:pBdr>
+        <w:ind w:left="720" w:hanging="360"/>
+      </w:pPr>
+      <w:r>
+        <w:rPr>
+          <w:b w:val="1"/>
+          <w:bCs w:val="1"/>
+          <w:color w:val="1f1f1f"/>
+          <w:rtl w:val="0"/>
+        </w:rPr>
+        <w:t xml:space="preserve">RF trazados: </w:t>
+      </w:r>
+      <w:r>
+        <w:rPr>
+          <w:color w:val="1f1f1f"/>
+          <w:rtl w:val="0"/>
+        </w:rPr>
+        <w:t xml:space="preserve">RF10, RF11</w:t>
+      </w:r>
+      <w:r>
+        <w:rPr>
+          <w:rtl w:val="0"/>
+        </w:rPr>
       </w:r>
     </w:p>
     <w:p>
@@ -8768,7 +9219,7 @@
       <w:pPr>
         <w:numPr>
           <w:ilvl w:val="0"/>
-          <w:numId w:val="20"/>
+          <w:numId w:val="13"/>
         </w:numPr>
         <w:pBdr>
           <w:top w:color="000000" w:space="0" w:sz="0" w:val="none"/>
@@ -8777,9 +9228,7 @@
           <w:between w:color="000000" w:space="0" w:sz="0" w:val="none"/>
         </w:pBdr>
         <w:ind w:left="720" w:hanging="360"/>
-        <w:rPr>
-          <w:color w:val="000000"/>
-        </w:rPr>
+        <w:rPr/>
       </w:pPr>
       <w:r>
         <w:rPr>
@@ -8803,12 +9252,17 @@
         </w:rPr>
         <w:t xml:space="preserve">usuario registrado, quiero modificar mis credenciales y contraseña, para mantener mi acceso y perfil actualizado</w:t>
       </w:r>
+      <w:r>
+        <w:rPr>
+          <w:rtl w:val="0"/>
+        </w:rPr>
+      </w:r>
     </w:p>
     <w:p>
       <w:pPr>
         <w:numPr>
           <w:ilvl w:val="0"/>
-          <w:numId w:val="20"/>
+          <w:numId w:val="13"/>
         </w:numPr>
         <w:pBdr>
           <w:top w:color="000000" w:space="0" w:sz="0" w:val="none"/>
@@ -8817,9 +9271,7 @@
           <w:between w:color="000000" w:space="0" w:sz="0" w:val="none"/>
         </w:pBdr>
         <w:ind w:left="720" w:hanging="360"/>
-        <w:rPr>
-          <w:color w:val="000000"/>
-        </w:rPr>
+        <w:rPr/>
       </w:pPr>
       <w:r>
         <w:rPr>
@@ -8839,7 +9291,7 @@
       <w:pPr>
         <w:numPr>
           <w:ilvl w:val="1"/>
-          <w:numId w:val="20"/>
+          <w:numId w:val="13"/>
         </w:numPr>
         <w:pBdr>
           <w:top w:color="000000" w:space="0" w:sz="0" w:val="none"/>
@@ -8848,9 +9300,7 @@
           <w:between w:color="000000" w:space="0" w:sz="0" w:val="none"/>
         </w:pBdr>
         <w:ind w:left="1440" w:hanging="360"/>
-        <w:rPr>
-          <w:color w:val="000000"/>
-        </w:rPr>
+        <w:rPr/>
       </w:pPr>
       <w:r>
         <w:rPr>
@@ -8858,12 +9308,17 @@
         </w:rPr>
         <w:t xml:space="preserve">El cambio de contraseña exige recuperación mediante el correo electrónico del usuario</w:t>
       </w:r>
+      <w:r>
+        <w:rPr>
+          <w:rtl w:val="0"/>
+        </w:rPr>
+      </w:r>
     </w:p>
     <w:p>
       <w:pPr>
         <w:numPr>
           <w:ilvl w:val="1"/>
-          <w:numId w:val="20"/>
+          <w:numId w:val="13"/>
         </w:numPr>
         <w:pBdr>
           <w:top w:color="000000" w:space="0" w:sz="0" w:val="none"/>
@@ -8872,9 +9327,7 @@
           <w:between w:color="000000" w:space="0" w:sz="0" w:val="none"/>
         </w:pBdr>
         <w:ind w:left="1440" w:hanging="360"/>
-        <w:rPr>
-          <w:color w:val="000000"/>
-        </w:rPr>
+        <w:rPr/>
       </w:pPr>
       <w:r>
         <w:rPr>
@@ -8882,12 +9335,17 @@
         </w:rPr>
         <w:t xml:space="preserve">La nueva contraseña debe cumplir el formato exigido en la aplicación y será manejada bajo las normas de seguridad y cifrado establecidas.</w:t>
       </w:r>
+      <w:r>
+        <w:rPr>
+          <w:rtl w:val="0"/>
+        </w:rPr>
+      </w:r>
     </w:p>
     <w:p>
       <w:pPr>
         <w:numPr>
           <w:ilvl w:val="0"/>
-          <w:numId w:val="20"/>
+          <w:numId w:val="13"/>
         </w:numPr>
         <w:pBdr>
           <w:top w:color="000000" w:space="0" w:sz="0" w:val="none"/>
@@ -8896,9 +9354,7 @@
           <w:between w:color="000000" w:space="0" w:sz="0" w:val="none"/>
         </w:pBdr>
         <w:ind w:left="720" w:hanging="360"/>
-        <w:rPr>
-          <w:color w:val="000000"/>
-        </w:rPr>
+        <w:rPr/>
       </w:pPr>
       <w:r>
         <w:rPr>
@@ -8913,6 +9369,37 @@
           <w:rtl w:val="0"/>
         </w:rPr>
         <w:t xml:space="preserve">Alta.</w:t>
+      </w:r>
+    </w:p>
+    <w:p>
+      <w:pPr>
+        <w:numPr>
+          <w:ilvl w:val="0"/>
+          <w:numId w:val="13"/>
+        </w:numPr>
+        <w:pBdr>
+          <w:top w:color="000000" w:space="0" w:sz="0" w:val="none"/>
+          <w:bottom w:color="000000" w:space="0" w:sz="0" w:val="none"/>
+          <w:right w:color="000000" w:space="0" w:sz="0" w:val="none"/>
+          <w:between w:color="000000" w:space="0" w:sz="0" w:val="none"/>
+        </w:pBdr>
+        <w:ind w:left="720" w:hanging="360"/>
+      </w:pPr>
+      <w:r>
+        <w:rPr>
+          <w:b w:val="1"/>
+          <w:bCs w:val="1"/>
+          <w:color w:val="1f1f1f"/>
+          <w:rtl w:val="0"/>
+        </w:rPr>
+        <w:t xml:space="preserve">RF trazados: </w:t>
+      </w:r>
+      <w:r>
+        <w:rPr>
+          <w:color w:val="1f1f1f"/>
+          <w:rtl w:val="0"/>
+        </w:rPr>
+        <w:t xml:space="preserve">RF3</w:t>
       </w:r>
       <w:r>
         <w:rPr>
@@ -8977,7 +9464,7 @@
       <w:pPr>
         <w:numPr>
           <w:ilvl w:val="0"/>
-          <w:numId w:val="20"/>
+          <w:numId w:val="13"/>
         </w:numPr>
         <w:pBdr>
           <w:top w:color="000000" w:space="0" w:sz="0" w:val="none"/>
@@ -8986,9 +9473,7 @@
           <w:between w:color="000000" w:space="0" w:sz="0" w:val="none"/>
         </w:pBdr>
         <w:ind w:left="720" w:hanging="360"/>
-        <w:rPr>
-          <w:color w:val="000000"/>
-        </w:rPr>
+        <w:rPr/>
       </w:pPr>
       <w:r>
         <w:rPr>
@@ -9012,12 +9497,17 @@
         </w:rPr>
         <w:t xml:space="preserve">usuario principal, quiero comprar un plan o cupos de usuarios apadrinados desde la aplicación web, para acceder a las funciones de alerta de la página y enlazar a contactos/usuarios dependientes a mi cuenta</w:t>
       </w:r>
+      <w:r>
+        <w:rPr>
+          <w:rtl w:val="0"/>
+        </w:rPr>
+      </w:r>
     </w:p>
     <w:p>
       <w:pPr>
         <w:numPr>
           <w:ilvl w:val="0"/>
-          <w:numId w:val="20"/>
+          <w:numId w:val="13"/>
         </w:numPr>
         <w:pBdr>
           <w:top w:color="000000" w:space="0" w:sz="0" w:val="none"/>
@@ -9026,9 +9516,7 @@
           <w:between w:color="000000" w:space="0" w:sz="0" w:val="none"/>
         </w:pBdr>
         <w:ind w:left="720" w:hanging="360"/>
-        <w:rPr>
-          <w:color w:val="000000"/>
-        </w:rPr>
+        <w:rPr/>
       </w:pPr>
       <w:r>
         <w:rPr>
@@ -9048,7 +9536,7 @@
       <w:pPr>
         <w:numPr>
           <w:ilvl w:val="1"/>
-          <w:numId w:val="20"/>
+          <w:numId w:val="13"/>
         </w:numPr>
         <w:pBdr>
           <w:top w:color="000000" w:space="0" w:sz="0" w:val="none"/>
@@ -9057,9 +9545,7 @@
           <w:between w:color="000000" w:space="0" w:sz="0" w:val="none"/>
         </w:pBdr>
         <w:ind w:left="1440" w:hanging="360"/>
-        <w:rPr>
-          <w:color w:val="000000"/>
-        </w:rPr>
+        <w:rPr/>
       </w:pPr>
       <w:r>
         <w:rPr>
@@ -9067,12 +9553,17 @@
         </w:rPr>
         <w:t xml:space="preserve">La compra se confirma sólo cuando la pasarela de pago (Paypal) aprueba una orden de compra</w:t>
       </w:r>
+      <w:r>
+        <w:rPr>
+          <w:rtl w:val="0"/>
+        </w:rPr>
+      </w:r>
     </w:p>
     <w:p>
       <w:pPr>
         <w:numPr>
           <w:ilvl w:val="1"/>
-          <w:numId w:val="20"/>
+          <w:numId w:val="13"/>
         </w:numPr>
         <w:pBdr>
           <w:top w:color="000000" w:space="0" w:sz="0" w:val="none"/>
@@ -9081,34 +9572,25 @@
           <w:between w:color="000000" w:space="0" w:sz="0" w:val="none"/>
         </w:pBdr>
         <w:ind w:left="1440" w:hanging="360"/>
-        <w:rPr>
-          <w:color w:val="000000"/>
-        </w:rPr>
-      </w:pPr>
-      <w:r>
-        <w:rPr>
-          <w:rtl w:val="0"/>
-        </w:rPr>
-        <w:t xml:space="preserve">El precio se calcula en base al valor del dólar entregado por las APIs externas (</w:t>
-      </w:r>
-      <w:r>
-        <w:rPr>
-          <w:rtl w:val="0"/>
-        </w:rPr>
-        <w:t xml:space="preserve">Mindicador</w:t>
-      </w:r>
-      <w:r>
-        <w:rPr>
-          <w:rtl w:val="0"/>
-        </w:rPr>
-        <w:t xml:space="preserve">)</w:t>
+        <w:rPr/>
+      </w:pPr>
+      <w:r>
+        <w:rPr>
+          <w:rtl w:val="0"/>
+        </w:rPr>
+        <w:t xml:space="preserve">El precio se calcula en base al valor del dólar entregado por las APIs externas (Mindicador)</w:t>
+      </w:r>
+      <w:r>
+        <w:rPr>
+          <w:rtl w:val="0"/>
+        </w:rPr>
       </w:r>
     </w:p>
     <w:p>
       <w:pPr>
         <w:numPr>
           <w:ilvl w:val="1"/>
-          <w:numId w:val="20"/>
+          <w:numId w:val="13"/>
         </w:numPr>
         <w:pBdr>
           <w:top w:color="000000" w:space="0" w:sz="0" w:val="none"/>
@@ -9117,9 +9599,7 @@
           <w:between w:color="000000" w:space="0" w:sz="0" w:val="none"/>
         </w:pBdr>
         <w:ind w:left="1440" w:hanging="360"/>
-        <w:rPr>
-          <w:color w:val="000000"/>
-        </w:rPr>
+        <w:rPr/>
       </w:pPr>
       <w:r>
         <w:rPr>
@@ -9127,12 +9607,17 @@
         </w:rPr>
         <w:t xml:space="preserve">Si el pago es rechazado o cancelado, no se crea la venta ni ninguna modificación de planes o cupos del usuario </w:t>
       </w:r>
+      <w:r>
+        <w:rPr>
+          <w:rtl w:val="0"/>
+        </w:rPr>
+      </w:r>
     </w:p>
     <w:p>
       <w:pPr>
         <w:numPr>
           <w:ilvl w:val="1"/>
-          <w:numId w:val="20"/>
+          <w:numId w:val="13"/>
         </w:numPr>
         <w:pBdr>
           <w:top w:color="000000" w:space="0" w:sz="0" w:val="none"/>
@@ -9141,9 +9626,7 @@
           <w:between w:color="000000" w:space="0" w:sz="0" w:val="none"/>
         </w:pBdr>
         <w:ind w:left="1440" w:hanging="360"/>
-        <w:rPr>
-          <w:u w:val="none"/>
-        </w:rPr>
+        <w:rPr/>
       </w:pPr>
       <w:r>
         <w:rPr>
@@ -9151,12 +9634,17 @@
         </w:rPr>
         <w:t xml:space="preserve">La activación de alertas SOS depende de un plan adquirido</w:t>
       </w:r>
+      <w:r>
+        <w:rPr>
+          <w:rtl w:val="0"/>
+        </w:rPr>
+      </w:r>
     </w:p>
     <w:p>
       <w:pPr>
         <w:numPr>
           <w:ilvl w:val="0"/>
-          <w:numId w:val="20"/>
+          <w:numId w:val="13"/>
         </w:numPr>
         <w:pBdr>
           <w:top w:color="000000" w:space="0" w:sz="0" w:val="none"/>
@@ -9165,9 +9653,7 @@
           <w:between w:color="000000" w:space="0" w:sz="0" w:val="none"/>
         </w:pBdr>
         <w:ind w:left="720" w:hanging="360"/>
-        <w:rPr>
-          <w:color w:val="000000"/>
-        </w:rPr>
+        <w:rPr/>
       </w:pPr>
       <w:r>
         <w:rPr>
@@ -9182,6 +9668,37 @@
           <w:rtl w:val="0"/>
         </w:rPr>
         <w:t xml:space="preserve">Media.</w:t>
+      </w:r>
+    </w:p>
+    <w:p>
+      <w:pPr>
+        <w:numPr>
+          <w:ilvl w:val="0"/>
+          <w:numId w:val="13"/>
+        </w:numPr>
+        <w:pBdr>
+          <w:top w:color="000000" w:space="0" w:sz="0" w:val="none"/>
+          <w:bottom w:color="000000" w:space="0" w:sz="0" w:val="none"/>
+          <w:right w:color="000000" w:space="0" w:sz="0" w:val="none"/>
+          <w:between w:color="000000" w:space="0" w:sz="0" w:val="none"/>
+        </w:pBdr>
+        <w:ind w:left="720" w:hanging="360"/>
+      </w:pPr>
+      <w:r>
+        <w:rPr>
+          <w:b w:val="1"/>
+          <w:bCs w:val="1"/>
+          <w:color w:val="1f1f1f"/>
+          <w:rtl w:val="0"/>
+        </w:rPr>
+        <w:t xml:space="preserve">RF trazados: </w:t>
+      </w:r>
+      <w:r>
+        <w:rPr>
+          <w:color w:val="1f1f1f"/>
+          <w:rtl w:val="0"/>
+        </w:rPr>
+        <w:t xml:space="preserve">RF16, RF17</w:t>
       </w:r>
       <w:r>
         <w:rPr>
@@ -9246,7 +9763,7 @@
       <w:pPr>
         <w:numPr>
           <w:ilvl w:val="0"/>
-          <w:numId w:val="20"/>
+          <w:numId w:val="13"/>
         </w:numPr>
         <w:pBdr>
           <w:top w:color="000000" w:space="0" w:sz="0" w:val="none"/>
@@ -9255,9 +9772,7 @@
           <w:between w:color="000000" w:space="0" w:sz="0" w:val="none"/>
         </w:pBdr>
         <w:ind w:left="720" w:hanging="360"/>
-        <w:rPr>
-          <w:color w:val="000000"/>
-        </w:rPr>
+        <w:rPr/>
       </w:pPr>
       <w:r>
         <w:rPr>
@@ -9281,12 +9796,17 @@
         </w:rPr>
         <w:t xml:space="preserve">usuario, quiero ver los números oficiales de emergencia con acceso directo a la llamada de los mismos, para contactar rápidamente a los servicios de emergencia al momento de una alerta</w:t>
       </w:r>
+      <w:r>
+        <w:rPr>
+          <w:rtl w:val="0"/>
+        </w:rPr>
+      </w:r>
     </w:p>
     <w:p>
       <w:pPr>
         <w:numPr>
           <w:ilvl w:val="0"/>
-          <w:numId w:val="20"/>
+          <w:numId w:val="13"/>
         </w:numPr>
         <w:pBdr>
           <w:top w:color="000000" w:space="0" w:sz="0" w:val="none"/>
@@ -9295,9 +9815,7 @@
           <w:between w:color="000000" w:space="0" w:sz="0" w:val="none"/>
         </w:pBdr>
         <w:ind w:left="720" w:hanging="360"/>
-        <w:rPr>
-          <w:color w:val="000000"/>
-        </w:rPr>
+        <w:rPr/>
       </w:pPr>
       <w:r>
         <w:rPr>
@@ -9317,7 +9835,7 @@
       <w:pPr>
         <w:numPr>
           <w:ilvl w:val="1"/>
-          <w:numId w:val="20"/>
+          <w:numId w:val="13"/>
         </w:numPr>
         <w:pBdr>
           <w:top w:color="000000" w:space="0" w:sz="0" w:val="none"/>
@@ -9326,22 +9844,25 @@
           <w:between w:color="000000" w:space="0" w:sz="0" w:val="none"/>
         </w:pBdr>
         <w:ind w:left="1440" w:hanging="360"/>
-        <w:rPr>
-          <w:color w:val="000000"/>
-        </w:rPr>
-      </w:pPr>
-      <w:r>
-        <w:rPr>
-          <w:rtl w:val="0"/>
-        </w:rPr>
-        <w:t xml:space="preserve">La aplicación movil mostrará los números de emergencia (131, 132, 133) con un botón de llamada directa en la aplicación móvil</w:t>
+        <w:rPr/>
+      </w:pPr>
+      <w:r>
+        <w:rPr>
+          <w:rtl w:val="0"/>
+        </w:rPr>
+        <w:t xml:space="preserve">La aplicación móvil mostrará los números de emergencia (131, 132, 133) con un botón de llamada directa en la aplicación móvil</w:t>
+      </w:r>
+      <w:r>
+        <w:rPr>
+          <w:rtl w:val="0"/>
+        </w:rPr>
       </w:r>
     </w:p>
     <w:p>
       <w:pPr>
         <w:numPr>
           <w:ilvl w:val="1"/>
-          <w:numId w:val="20"/>
+          <w:numId w:val="13"/>
         </w:numPr>
         <w:pBdr>
           <w:top w:color="000000" w:space="0" w:sz="0" w:val="none"/>
@@ -9350,9 +9871,7 @@
           <w:between w:color="000000" w:space="0" w:sz="0" w:val="none"/>
         </w:pBdr>
         <w:ind w:left="1440" w:hanging="360"/>
-        <w:rPr>
-          <w:color w:val="000000"/>
-        </w:rPr>
+        <w:rPr/>
       </w:pPr>
       <w:r>
         <w:rPr>
@@ -9360,12 +9879,17 @@
         </w:rPr>
         <w:t xml:space="preserve">El sistema no notificará automáticamente a los servicios de emergencia</w:t>
       </w:r>
+      <w:r>
+        <w:rPr>
+          <w:rtl w:val="0"/>
+        </w:rPr>
+      </w:r>
     </w:p>
     <w:p>
       <w:pPr>
         <w:numPr>
           <w:ilvl w:val="0"/>
-          <w:numId w:val="20"/>
+          <w:numId w:val="13"/>
         </w:numPr>
         <w:pBdr>
           <w:top w:color="000000" w:space="0" w:sz="0" w:val="none"/>
@@ -9374,9 +9898,7 @@
           <w:between w:color="000000" w:space="0" w:sz="0" w:val="none"/>
         </w:pBdr>
         <w:ind w:left="720" w:hanging="360"/>
-        <w:rPr>
-          <w:color w:val="000000"/>
-        </w:rPr>
+        <w:rPr/>
       </w:pPr>
       <w:r>
         <w:rPr>
@@ -9391,6 +9913,42 @@
           <w:rtl w:val="0"/>
         </w:rPr>
         <w:t xml:space="preserve">Media.</w:t>
+      </w:r>
+    </w:p>
+    <w:p>
+      <w:pPr>
+        <w:numPr>
+          <w:ilvl w:val="0"/>
+          <w:numId w:val="13"/>
+        </w:numPr>
+        <w:pBdr>
+          <w:top w:color="000000" w:space="0" w:sz="0" w:val="none"/>
+          <w:bottom w:color="000000" w:space="0" w:sz="0" w:val="none"/>
+          <w:right w:color="000000" w:space="0" w:sz="0" w:val="none"/>
+          <w:between w:color="000000" w:space="0" w:sz="0" w:val="none"/>
+        </w:pBdr>
+        <w:ind w:left="720" w:hanging="360"/>
+      </w:pPr>
+      <w:r>
+        <w:rPr>
+          <w:b w:val="1"/>
+          <w:bCs w:val="1"/>
+          <w:color w:val="1f1f1f"/>
+          <w:rtl w:val="0"/>
+        </w:rPr>
+        <w:t xml:space="preserve">RF trazados: </w:t>
+      </w:r>
+      <w:r>
+        <w:rPr>
+          <w:color w:val="1f1f1f"/>
+          <w:rtl w:val="0"/>
+        </w:rPr>
+        <w:t xml:space="preserve">RF14</w:t>
+      </w:r>
+      <w:r>
+        <w:rPr>
+          <w:rtl w:val="0"/>
+        </w:rPr>
       </w:r>
     </w:p>
     <w:p>
@@ -9448,7 +10006,7 @@
       <w:pPr>
         <w:numPr>
           <w:ilvl w:val="0"/>
-          <w:numId w:val="20"/>
+          <w:numId w:val="13"/>
         </w:numPr>
         <w:pBdr>
           <w:top w:color="000000" w:space="0" w:sz="0" w:val="none"/>
@@ -9457,9 +10015,7 @@
           <w:between w:color="000000" w:space="0" w:sz="0" w:val="none"/>
         </w:pBdr>
         <w:ind w:left="720" w:hanging="360"/>
-        <w:rPr>
-          <w:color w:val="000000"/>
-        </w:rPr>
+        <w:rPr/>
       </w:pPr>
       <w:r>
         <w:rPr>
@@ -9483,12 +10039,17 @@
         </w:rPr>
         <w:t xml:space="preserve">usuario, quiero enviar una solicitud de soporte, para recibir ayuda ante problemas o dudas con la aplicación</w:t>
       </w:r>
+      <w:r>
+        <w:rPr>
+          <w:rtl w:val="0"/>
+        </w:rPr>
+      </w:r>
     </w:p>
     <w:p>
       <w:pPr>
         <w:numPr>
           <w:ilvl w:val="0"/>
-          <w:numId w:val="20"/>
+          <w:numId w:val="13"/>
         </w:numPr>
         <w:pBdr>
           <w:top w:color="000000" w:space="0" w:sz="0" w:val="none"/>
@@ -9497,9 +10058,7 @@
           <w:between w:color="000000" w:space="0" w:sz="0" w:val="none"/>
         </w:pBdr>
         <w:ind w:left="720" w:hanging="360"/>
-        <w:rPr>
-          <w:color w:val="000000"/>
-        </w:rPr>
+        <w:rPr/>
       </w:pPr>
       <w:r>
         <w:rPr>
@@ -9519,7 +10078,7 @@
       <w:pPr>
         <w:numPr>
           <w:ilvl w:val="1"/>
-          <w:numId w:val="20"/>
+          <w:numId w:val="13"/>
         </w:numPr>
         <w:pBdr>
           <w:top w:color="000000" w:space="0" w:sz="0" w:val="none"/>
@@ -9528,22 +10087,25 @@
           <w:between w:color="000000" w:space="0" w:sz="0" w:val="none"/>
         </w:pBdr>
         <w:ind w:left="1440" w:hanging="360"/>
-        <w:rPr>
-          <w:color w:val="000000"/>
-        </w:rPr>
-      </w:pPr>
-      <w:r>
-        <w:rPr>
-          <w:rtl w:val="0"/>
-        </w:rPr>
-        <w:t xml:space="preserve">Una solicitud incluirá el nombre del usuario, correo electrónico, categoría y descripción de la solicitud</w:t>
+        <w:rPr/>
+      </w:pPr>
+      <w:r>
+        <w:rPr>
+          <w:rtl w:val="0"/>
+        </w:rPr>
+        <w:t xml:space="preserve">Una solicitud incluirá el nombre del usuario, correo electrónico, categoría y descripción de la solicitud. Si es visitante, se debe añadir el nombre y correo electrónico para una posterior respuesta</w:t>
+      </w:r>
+      <w:r>
+        <w:rPr>
+          <w:rtl w:val="0"/>
+        </w:rPr>
       </w:r>
     </w:p>
     <w:p>
       <w:pPr>
         <w:numPr>
           <w:ilvl w:val="1"/>
-          <w:numId w:val="20"/>
+          <w:numId w:val="13"/>
         </w:numPr>
         <w:pBdr>
           <w:top w:color="000000" w:space="0" w:sz="0" w:val="none"/>
@@ -9552,9 +10114,7 @@
           <w:between w:color="000000" w:space="0" w:sz="0" w:val="none"/>
         </w:pBdr>
         <w:ind w:left="1440" w:hanging="360"/>
-        <w:rPr>
-          <w:color w:val="000000"/>
-        </w:rPr>
+        <w:rPr/>
       </w:pPr>
       <w:r>
         <w:rPr>
@@ -9562,12 +10122,17 @@
         </w:rPr>
         <w:t xml:space="preserve">El sistema asignará un identificador a la solicitud, junto con un estado inicial visible para el usuario</w:t>
       </w:r>
+      <w:r>
+        <w:rPr>
+          <w:rtl w:val="0"/>
+        </w:rPr>
+      </w:r>
     </w:p>
     <w:p>
       <w:pPr>
         <w:numPr>
           <w:ilvl w:val="1"/>
-          <w:numId w:val="20"/>
+          <w:numId w:val="13"/>
         </w:numPr>
         <w:pBdr>
           <w:top w:color="000000" w:space="0" w:sz="0" w:val="none"/>
@@ -9576,9 +10141,7 @@
           <w:between w:color="000000" w:space="0" w:sz="0" w:val="none"/>
         </w:pBdr>
         <w:ind w:left="1440" w:hanging="360"/>
-        <w:rPr>
-          <w:color w:val="000000"/>
-        </w:rPr>
+        <w:rPr/>
       </w:pPr>
       <w:r>
         <w:rPr>
@@ -9586,12 +10149,17 @@
         </w:rPr>
         <w:t xml:space="preserve">El personal con rol “Soporte” puede responder la solicitud y cambiar su estado, la respuesta queda registrada en bitácora</w:t>
       </w:r>
+      <w:r>
+        <w:rPr>
+          <w:rtl w:val="0"/>
+        </w:rPr>
+      </w:r>
     </w:p>
     <w:p>
       <w:pPr>
         <w:numPr>
           <w:ilvl w:val="0"/>
-          <w:numId w:val="20"/>
+          <w:numId w:val="13"/>
         </w:numPr>
         <w:pBdr>
           <w:top w:color="000000" w:space="0" w:sz="0" w:val="none"/>
@@ -9600,9 +10168,7 @@
           <w:between w:color="000000" w:space="0" w:sz="0" w:val="none"/>
         </w:pBdr>
         <w:ind w:left="720" w:hanging="360"/>
-        <w:rPr>
-          <w:color w:val="000000"/>
-        </w:rPr>
+        <w:rPr/>
       </w:pPr>
       <w:r>
         <w:rPr>
@@ -9617,6 +10183,42 @@
           <w:rtl w:val="0"/>
         </w:rPr>
         <w:t xml:space="preserve">Media.</w:t>
+      </w:r>
+    </w:p>
+    <w:p>
+      <w:pPr>
+        <w:numPr>
+          <w:ilvl w:val="0"/>
+          <w:numId w:val="13"/>
+        </w:numPr>
+        <w:pBdr>
+          <w:top w:color="000000" w:space="0" w:sz="0" w:val="none"/>
+          <w:bottom w:color="000000" w:space="0" w:sz="0" w:val="none"/>
+          <w:right w:color="000000" w:space="0" w:sz="0" w:val="none"/>
+          <w:between w:color="000000" w:space="0" w:sz="0" w:val="none"/>
+        </w:pBdr>
+        <w:ind w:left="720" w:hanging="360"/>
+      </w:pPr>
+      <w:r>
+        <w:rPr>
+          <w:b w:val="1"/>
+          <w:bCs w:val="1"/>
+          <w:color w:val="1f1f1f"/>
+          <w:rtl w:val="0"/>
+        </w:rPr>
+        <w:t xml:space="preserve">RF trazados: </w:t>
+      </w:r>
+      <w:r>
+        <w:rPr>
+          <w:color w:val="1f1f1f"/>
+          <w:rtl w:val="0"/>
+        </w:rPr>
+        <w:t xml:space="preserve">RF18</w:t>
+      </w:r>
+      <w:r>
+        <w:rPr>
+          <w:rtl w:val="0"/>
+        </w:rPr>
       </w:r>
     </w:p>
     <w:p>
@@ -9674,7 +10276,7 @@
       <w:pPr>
         <w:numPr>
           <w:ilvl w:val="0"/>
-          <w:numId w:val="20"/>
+          <w:numId w:val="13"/>
         </w:numPr>
         <w:pBdr>
           <w:top w:color="000000" w:space="0" w:sz="0" w:val="none"/>
@@ -9683,9 +10285,7 @@
           <w:between w:color="000000" w:space="0" w:sz="0" w:val="none"/>
         </w:pBdr>
         <w:ind w:left="720" w:hanging="360"/>
-        <w:rPr>
-          <w:color w:val="000000"/>
-        </w:rPr>
+        <w:rPr/>
       </w:pPr>
       <w:r>
         <w:rPr>
@@ -9709,12 +10309,17 @@
         </w:rPr>
         <w:t xml:space="preserve">usuario principal, quiero generar un informe de la actividad de mi cuenta y mis usuarios apadrinados, para revisar el historial de alertas y acciones</w:t>
       </w:r>
+      <w:r>
+        <w:rPr>
+          <w:rtl w:val="0"/>
+        </w:rPr>
+      </w:r>
     </w:p>
     <w:p>
       <w:pPr>
         <w:numPr>
           <w:ilvl w:val="0"/>
-          <w:numId w:val="20"/>
+          <w:numId w:val="13"/>
         </w:numPr>
         <w:pBdr>
           <w:top w:color="000000" w:space="0" w:sz="0" w:val="none"/>
@@ -9723,9 +10328,7 @@
           <w:between w:color="000000" w:space="0" w:sz="0" w:val="none"/>
         </w:pBdr>
         <w:ind w:left="720" w:hanging="360"/>
-        <w:rPr>
-          <w:color w:val="000000"/>
-        </w:rPr>
+        <w:rPr/>
       </w:pPr>
       <w:r>
         <w:rPr>
@@ -9745,7 +10348,7 @@
       <w:pPr>
         <w:numPr>
           <w:ilvl w:val="1"/>
-          <w:numId w:val="20"/>
+          <w:numId w:val="13"/>
         </w:numPr>
         <w:pBdr>
           <w:top w:color="000000" w:space="0" w:sz="0" w:val="none"/>
@@ -9754,22 +10357,25 @@
           <w:between w:color="000000" w:space="0" w:sz="0" w:val="none"/>
         </w:pBdr>
         <w:ind w:left="1440" w:hanging="360"/>
-        <w:rPr>
-          <w:color w:val="000000"/>
-        </w:rPr>
-      </w:pPr>
-      <w:r>
-        <w:rPr>
-          <w:rtl w:val="0"/>
-        </w:rPr>
-        <w:t xml:space="preserve">El informe se generará en formato PDF mediante servicios externos (jsReport), incluyendo alertas y acciones realizadas por parte del usuario y usuarios apadrinados, filtradas por fecha</w:t>
+        <w:rPr/>
+      </w:pPr>
+      <w:r>
+        <w:rPr>
+          <w:rtl w:val="0"/>
+        </w:rPr>
+        <w:t xml:space="preserve">El informe se generará en formato PDF mediante servicios externos (jsReport), incluyendo alertas y acciones realizadas por parte del usuario y usuarios apadrinados</w:t>
+      </w:r>
+      <w:r>
+        <w:rPr>
+          <w:rtl w:val="0"/>
+        </w:rPr>
       </w:r>
     </w:p>
     <w:p>
       <w:pPr>
         <w:numPr>
           <w:ilvl w:val="1"/>
-          <w:numId w:val="20"/>
+          <w:numId w:val="13"/>
         </w:numPr>
         <w:pBdr>
           <w:top w:color="000000" w:space="0" w:sz="0" w:val="none"/>
@@ -9778,9 +10384,7 @@
           <w:between w:color="000000" w:space="0" w:sz="0" w:val="none"/>
         </w:pBdr>
         <w:ind w:left="1440" w:hanging="360"/>
-        <w:rPr>
-          <w:color w:val="000000"/>
-        </w:rPr>
+        <w:rPr/>
       </w:pPr>
       <w:r>
         <w:rPr>
@@ -9788,12 +10392,17 @@
         </w:rPr>
         <w:t xml:space="preserve">El informe puede ser obtenido mediante la aplicación web y móvil, sin afectar su contenido</w:t>
       </w:r>
+      <w:r>
+        <w:rPr>
+          <w:rtl w:val="0"/>
+        </w:rPr>
+      </w:r>
     </w:p>
     <w:p>
       <w:pPr>
         <w:numPr>
           <w:ilvl w:val="0"/>
-          <w:numId w:val="20"/>
+          <w:numId w:val="13"/>
         </w:numPr>
         <w:pBdr>
           <w:top w:color="000000" w:space="0" w:sz="0" w:val="none"/>
@@ -9802,9 +10411,7 @@
           <w:between w:color="000000" w:space="0" w:sz="0" w:val="none"/>
         </w:pBdr>
         <w:ind w:left="720" w:hanging="360"/>
-        <w:rPr>
-          <w:color w:val="000000"/>
-        </w:rPr>
+        <w:rPr/>
       </w:pPr>
       <w:r>
         <w:rPr>
@@ -9819,6 +10426,42 @@
           <w:rtl w:val="0"/>
         </w:rPr>
         <w:t xml:space="preserve">Media.</w:t>
+      </w:r>
+    </w:p>
+    <w:p>
+      <w:pPr>
+        <w:numPr>
+          <w:ilvl w:val="0"/>
+          <w:numId w:val="13"/>
+        </w:numPr>
+        <w:pBdr>
+          <w:top w:color="000000" w:space="0" w:sz="0" w:val="none"/>
+          <w:bottom w:color="000000" w:space="0" w:sz="0" w:val="none"/>
+          <w:right w:color="000000" w:space="0" w:sz="0" w:val="none"/>
+          <w:between w:color="000000" w:space="0" w:sz="0" w:val="none"/>
+        </w:pBdr>
+        <w:ind w:left="720" w:hanging="360"/>
+      </w:pPr>
+      <w:r>
+        <w:rPr>
+          <w:b w:val="1"/>
+          <w:bCs w:val="1"/>
+          <w:color w:val="1f1f1f"/>
+          <w:rtl w:val="0"/>
+        </w:rPr>
+        <w:t xml:space="preserve">RF trazados: </w:t>
+      </w:r>
+      <w:r>
+        <w:rPr>
+          <w:color w:val="1f1f1f"/>
+          <w:rtl w:val="0"/>
+        </w:rPr>
+        <w:t xml:space="preserve">RF22</w:t>
+      </w:r>
+      <w:r>
+        <w:rPr>
+          <w:rtl w:val="0"/>
+        </w:rPr>
       </w:r>
     </w:p>
     <w:p>
@@ -11091,7 +11734,7 @@
                 <w:color w:val="1f1f1f"/>
                 <w:rtl w:val="0"/>
               </w:rPr>
-              <w:t xml:space="preserve">TD-10, TD-11, TD-12</w:t>
+              <w:t xml:space="preserve">TD-10, TD-11, </w:t>
             </w:r>
           </w:p>
         </w:tc>
@@ -14526,8 +15169,11 @@
             </w:pPr>
             <w:r>
               <w:rPr>
+                <w:b w:val="1"/>
+                <w:bCs w:val="1"/>
                 <w:rtl w:val="0"/>
               </w:rPr>
+              <w:t xml:space="preserve">17</w:t>
             </w:r>
           </w:p>
         </w:tc>
@@ -14640,6 +15286,7 @@
               <w:rPr>
                 <w:rtl w:val="0"/>
               </w:rPr>
+              <w:t xml:space="preserve">2</w:t>
             </w:r>
           </w:p>
         </w:tc>
@@ -14755,8 +15402,11 @@
             </w:pPr>
             <w:r>
               <w:rPr>
+                <w:b w:val="1"/>
+                <w:bCs w:val="1"/>
                 <w:rtl w:val="0"/>
               </w:rPr>
+              <w:t xml:space="preserve">15</w:t>
             </w:r>
           </w:p>
         </w:tc>
@@ -14869,6 +15519,7 @@
               <w:rPr>
                 <w:rtl w:val="0"/>
               </w:rPr>
+              <w:t xml:space="preserve">4</w:t>
             </w:r>
           </w:p>
         </w:tc>
@@ -14940,6 +15591,7 @@
               <w:rPr>
                 <w:rtl w:val="0"/>
               </w:rPr>
+              <w:t xml:space="preserve">SÍ</w:t>
             </w:r>
           </w:p>
         </w:tc>
@@ -14983,8 +15635,11 @@
             </w:pPr>
             <w:r>
               <w:rPr>
+                <w:b w:val="1"/>
+                <w:bCs w:val="1"/>
                 <w:rtl w:val="0"/>
               </w:rPr>
+              <w:t xml:space="preserve">16</w:t>
             </w:r>
           </w:p>
         </w:tc>
@@ -15097,6 +15752,7 @@
               <w:rPr>
                 <w:rtl w:val="0"/>
               </w:rPr>
+              <w:t xml:space="preserve">5</w:t>
             </w:r>
           </w:p>
         </w:tc>
@@ -15168,6 +15824,7 @@
               <w:rPr>
                 <w:rtl w:val="0"/>
               </w:rPr>
+              <w:t xml:space="preserve">SÍ</w:t>
             </w:r>
           </w:p>
         </w:tc>
@@ -15211,8 +15868,11 @@
             </w:pPr>
             <w:r>
               <w:rPr>
+                <w:b w:val="1"/>
+                <w:bCs w:val="1"/>
                 <w:rtl w:val="0"/>
               </w:rPr>
+              <w:t xml:space="preserve">17</w:t>
             </w:r>
           </w:p>
         </w:tc>
@@ -15325,6 +15985,7 @@
               <w:rPr>
                 <w:rtl w:val="0"/>
               </w:rPr>
+              <w:t xml:space="preserve">2</w:t>
             </w:r>
           </w:p>
         </w:tc>
@@ -15396,6 +16057,7 @@
               <w:rPr>
                 <w:rtl w:val="0"/>
               </w:rPr>
+              <w:t xml:space="preserve">NO</w:t>
             </w:r>
           </w:p>
         </w:tc>
@@ -15439,8 +16101,11 @@
             </w:pPr>
             <w:r>
               <w:rPr>
+                <w:b w:val="1"/>
+                <w:bCs w:val="1"/>
                 <w:rtl w:val="0"/>
               </w:rPr>
+              <w:t xml:space="preserve">18</w:t>
             </w:r>
           </w:p>
         </w:tc>
@@ -15553,6 +16218,7 @@
               <w:rPr>
                 <w:rtl w:val="0"/>
               </w:rPr>
+              <w:t xml:space="preserve">3</w:t>
             </w:r>
           </w:p>
         </w:tc>
@@ -15624,6 +16290,7 @@
               <w:rPr>
                 <w:rtl w:val="0"/>
               </w:rPr>
+              <w:t xml:space="preserve">NO</w:t>
             </w:r>
           </w:p>
         </w:tc>
@@ -15667,8 +16334,11 @@
             </w:pPr>
             <w:r>
               <w:rPr>
+                <w:b w:val="1"/>
+                <w:bCs w:val="1"/>
                 <w:rtl w:val="0"/>
               </w:rPr>
+              <w:t xml:space="preserve">18</w:t>
             </w:r>
           </w:p>
         </w:tc>
@@ -15781,6 +16451,7 @@
               <w:rPr>
                 <w:rtl w:val="0"/>
               </w:rPr>
+              <w:t xml:space="preserve">2</w:t>
             </w:r>
           </w:p>
         </w:tc>
@@ -15852,6 +16523,7 @@
               <w:rPr>
                 <w:rtl w:val="0"/>
               </w:rPr>
+              <w:t xml:space="preserve">NO</w:t>
             </w:r>
           </w:p>
         </w:tc>
@@ -15866,10 +16538,52 @@
         <w:rPr>
           <w:b w:val="1"/>
           <w:bCs w:val="1"/>
-        </w:rPr>
-      </w:pPr>
-      <w:bookmarkStart w:colFirst="0" w:colLast="0" w:name="_heading=h.ghodp2huwzqa" w:id="44"/>
+          <w:sz w:val="34"/>
+          <w:szCs w:val="34"/>
+        </w:rPr>
+      </w:pPr>
+      <w:bookmarkStart w:colFirst="0" w:colLast="0" w:name="_heading=h.uz40199sfozz" w:id="44"/>
       <w:bookmarkEnd w:id="44"/>
+      <w:r>
+        <w:rPr>
+          <w:rtl w:val="0"/>
+        </w:rPr>
+      </w:r>
+    </w:p>
+    <w:p>
+      <w:pPr>
+        <w:pStyle w:val="Heading2"/>
+        <w:keepNext w:val="0"/>
+        <w:keepLines w:val="0"/>
+        <w:spacing w:after="80" w:lineRule="auto"/>
+        <w:rPr>
+          <w:b w:val="1"/>
+          <w:bCs w:val="1"/>
+          <w:sz w:val="34"/>
+          <w:szCs w:val="34"/>
+        </w:rPr>
+      </w:pPr>
+      <w:bookmarkStart w:colFirst="0" w:colLast="0" w:name="_heading=h.ii8xeb5h1rej" w:id="45"/>
+      <w:bookmarkEnd w:id="45"/>
+      <w:r>
+        <w:rPr>
+          <w:rtl w:val="0"/>
+        </w:rPr>
+      </w:r>
+    </w:p>
+    <w:p>
+      <w:pPr>
+        <w:pStyle w:val="Heading2"/>
+        <w:keepNext w:val="0"/>
+        <w:keepLines w:val="0"/>
+        <w:spacing w:after="80" w:lineRule="auto"/>
+        <w:rPr>
+          <w:b w:val="1"/>
+          <w:bCs w:val="1"/>
+        </w:rPr>
+      </w:pPr>
+      <w:bookmarkStart w:colFirst="0" w:colLast="0" w:name="_heading=h.ghodp2huwzqa" w:id="46"/>
+      <w:bookmarkEnd w:id="46"/>
       <w:r>
         <w:rPr>
           <w:b w:val="1"/>
@@ -16469,8 +17183,8 @@
           <w:szCs w:val="34"/>
         </w:rPr>
       </w:pPr>
-      <w:bookmarkStart w:colFirst="0" w:colLast="0" w:name="_heading=h.2u33pdjyfy0b" w:id="45"/>
-      <w:bookmarkEnd w:id="45"/>
+      <w:bookmarkStart w:colFirst="0" w:colLast="0" w:name="_heading=h.2u33pdjyfy0b" w:id="47"/>
+      <w:bookmarkEnd w:id="47"/>
       <w:r>
         <w:rPr>
           <w:b w:val="1"/>
@@ -16555,7 +17269,7 @@
       <w:pPr>
         <w:numPr>
           <w:ilvl w:val="0"/>
-          <w:numId w:val="10"/>
+          <w:numId w:val="2"/>
         </w:numPr>
         <w:pBdr>
           <w:top w:color="000000" w:space="0" w:sz="0" w:val="none"/>
@@ -16608,7 +17322,7 @@
       <w:pPr>
         <w:numPr>
           <w:ilvl w:val="0"/>
-          <w:numId w:val="10"/>
+          <w:numId w:val="2"/>
         </w:numPr>
         <w:pBdr>
           <w:top w:color="000000" w:space="0" w:sz="0" w:val="none"/>
@@ -16645,7 +17359,7 @@
       <w:pPr>
         <w:numPr>
           <w:ilvl w:val="0"/>
-          <w:numId w:val="10"/>
+          <w:numId w:val="2"/>
         </w:numPr>
         <w:pBdr>
           <w:top w:color="000000" w:space="0" w:sz="0" w:val="none"/>
@@ -16682,7 +17396,7 @@
       <w:pPr>
         <w:numPr>
           <w:ilvl w:val="0"/>
-          <w:numId w:val="10"/>
+          <w:numId w:val="2"/>
         </w:numPr>
         <w:pBdr>
           <w:top w:color="000000" w:space="0" w:sz="0" w:val="none"/>
@@ -16707,7 +17421,31 @@
           <w:color w:val="1f1f1f"/>
           <w:rtl w:val="0"/>
         </w:rPr>
-        <w:t xml:space="preserve"> La matriz de requisitos garantiza que ninguna funcionalidad clave quede omitida, proporcionando respaldo metodológico para las evaluaciones académicas de titulación.</w:t>
+        <w:t xml:space="preserve"> La matriz de requisitos garantiza que ninguna funcionalidad clave quede omitida, proporcionando respaldo para las evaluaciones. En un flujo que consiste en </w:t>
+      </w:r>
+      <w:sdt>
+        <w:sdtPr>
+          <w:id w:val="485667697"/>
+          <w:tag w:val="goog_rdk_0"/>
+        </w:sdtPr>
+        <w:sdtContent>
+          <w:r>
+            <w:rPr>
+              <w:rFonts w:ascii="Arial Unicode MS" w:cs="Arial Unicode MS" w:eastAsia="Arial Unicode MS" w:hAnsi="Arial Unicode MS"/>
+              <w:sz w:val="21"/>
+              <w:szCs w:val="21"/>
+              <w:rtl w:val="0"/>
+            </w:rPr>
+            <w:t xml:space="preserve">Requisito → Épica → Historia de usuario → Criterio de aceptación </w:t>
+          </w:r>
+        </w:sdtContent>
+      </w:sdt>
+      <w:r>
+        <w:rPr>
+          <w:color w:val="1f1f1f"/>
+          <w:rtl w:val="0"/>
+        </w:rPr>
+        <w:t xml:space="preserve">.</w:t>
       </w:r>
       <w:r>
         <w:rPr>
@@ -16754,8 +17492,8 @@
           <w:szCs w:val="34"/>
         </w:rPr>
       </w:pPr>
-      <w:bookmarkStart w:colFirst="0" w:colLast="0" w:name="_heading=h.oj9isaqvdbir" w:id="46"/>
-      <w:bookmarkEnd w:id="46"/>
+      <w:bookmarkStart w:colFirst="0" w:colLast="0" w:name="_heading=h.oj9isaqvdbir" w:id="48"/>
+      <w:bookmarkEnd w:id="48"/>
       <w:r>
         <w:rPr>
           <w:b w:val="1"/>
@@ -16772,7 +17510,7 @@
       <w:pPr>
         <w:numPr>
           <w:ilvl w:val="0"/>
-          <w:numId w:val="18"/>
+          <w:numId w:val="10"/>
         </w:numPr>
         <w:pBdr>
           <w:top w:color="000000" w:space="0" w:sz="0" w:val="none"/>
@@ -16825,7 +17563,7 @@
       <w:pPr>
         <w:numPr>
           <w:ilvl w:val="0"/>
-          <w:numId w:val="18"/>
+          <w:numId w:val="10"/>
         </w:numPr>
         <w:pBdr>
           <w:top w:color="000000" w:space="0" w:sz="0" w:val="none"/>
@@ -16878,7 +17616,7 @@
       <w:pPr>
         <w:numPr>
           <w:ilvl w:val="0"/>
-          <w:numId w:val="18"/>
+          <w:numId w:val="10"/>
         </w:numPr>
         <w:pBdr>
           <w:top w:color="000000" w:space="0" w:sz="0" w:val="none"/>
@@ -17415,15 +18153,13 @@
     </w:lvl>
     <w:lvl w:ilvl="1">
       <w:start w:val="1"/>
-      <w:numFmt w:val="decimal"/>
-      <w:lvlText w:val="%2."/>
+      <w:numFmt w:val="bullet"/>
+      <w:lvlText w:val="○"/>
       <w:lvlJc w:val="left"/>
       <w:pPr>
         <w:ind w:left="1440" w:hanging="360"/>
       </w:pPr>
       <w:rPr>
-        <w:rFonts w:ascii="Arial" w:cs="Arial" w:eastAsia="Arial" w:hAnsi="Arial"/>
-        <w:color w:val="1f1f1f"/>
         <w:u w:val="none"/>
       </w:rPr>
     </w:lvl>
@@ -17529,13 +18265,15 @@
     </w:lvl>
     <w:lvl w:ilvl="1">
       <w:start w:val="1"/>
-      <w:numFmt w:val="bullet"/>
-      <w:lvlText w:val="○"/>
+      <w:numFmt w:val="decimal"/>
+      <w:lvlText w:val="%2."/>
       <w:lvlJc w:val="left"/>
       <w:pPr>
         <w:ind w:left="1440" w:hanging="360"/>
       </w:pPr>
       <w:rPr>
+        <w:rFonts w:ascii="Arial" w:cs="Arial" w:eastAsia="Arial" w:hAnsi="Arial"/>
+        <w:color w:val="1f1f1f"/>
         <w:u w:val="none"/>
       </w:rPr>
     </w:lvl>
@@ -17641,13 +18379,15 @@
     </w:lvl>
     <w:lvl w:ilvl="1">
       <w:start w:val="1"/>
-      <w:numFmt w:val="bullet"/>
-      <w:lvlText w:val="○"/>
+      <w:numFmt w:val="decimal"/>
+      <w:lvlText w:val="%2."/>
       <w:lvlJc w:val="left"/>
       <w:pPr>
         <w:ind w:left="1440" w:hanging="360"/>
       </w:pPr>
       <w:rPr>
+        <w:rFonts w:ascii="Arial" w:cs="Arial" w:eastAsia="Arial" w:hAnsi="Arial"/>
+        <w:color w:val="1f1f1f"/>
         <w:u w:val="none"/>
       </w:rPr>
     </w:lvl>
@@ -17753,15 +18493,13 @@
     </w:lvl>
     <w:lvl w:ilvl="1">
       <w:start w:val="1"/>
-      <w:numFmt w:val="decimal"/>
-      <w:lvlText w:val="%2."/>
+      <w:numFmt w:val="bullet"/>
+      <w:lvlText w:val="○"/>
       <w:lvlJc w:val="left"/>
       <w:pPr>
         <w:ind w:left="1440" w:hanging="360"/>
       </w:pPr>
       <w:rPr>
-        <w:rFonts w:ascii="Arial" w:cs="Arial" w:eastAsia="Arial" w:hAnsi="Arial"/>
-        <w:color w:val="1f1f1f"/>
         <w:u w:val="none"/>
       </w:rPr>
     </w:lvl>
@@ -17860,6 +18598,8 @@
         <w:ind w:left="720" w:hanging="360"/>
       </w:pPr>
       <w:rPr>
+        <w:rFonts w:ascii="Arial" w:cs="Arial" w:eastAsia="Arial" w:hAnsi="Arial"/>
+        <w:color w:val="1f1f1f"/>
         <w:u w:val="none"/>
       </w:rPr>
     </w:lvl>
@@ -17872,6 +18612,8 @@
         <w:ind w:left="1440" w:hanging="360"/>
       </w:pPr>
       <w:rPr>
+        <w:rFonts w:ascii="Arial" w:cs="Arial" w:eastAsia="Arial" w:hAnsi="Arial"/>
+        <w:color w:val="1f1f1f"/>
         <w:u w:val="none"/>
       </w:rPr>
     </w:lvl>
@@ -18089,13 +18831,15 @@
     </w:lvl>
     <w:lvl w:ilvl="1">
       <w:start w:val="1"/>
-      <w:numFmt w:val="bullet"/>
-      <w:lvlText w:val="○"/>
+      <w:numFmt w:val="decimal"/>
+      <w:lvlText w:val="%2."/>
       <w:lvlJc w:val="left"/>
       <w:pPr>
         <w:ind w:left="1440" w:hanging="360"/>
       </w:pPr>
       <w:rPr>
+        <w:rFonts w:ascii="Arial" w:cs="Arial" w:eastAsia="Arial" w:hAnsi="Arial"/>
+        <w:color w:val="1f1f1f"/>
         <w:u w:val="none"/>
       </w:rPr>
     </w:lvl>
@@ -18201,15 +18945,13 @@
     </w:lvl>
     <w:lvl w:ilvl="1">
       <w:start w:val="1"/>
-      <w:numFmt w:val="decimal"/>
-      <w:lvlText w:val="%2."/>
+      <w:numFmt w:val="bullet"/>
+      <w:lvlText w:val="○"/>
       <w:lvlJc w:val="left"/>
       <w:pPr>
         <w:ind w:left="1440" w:hanging="360"/>
       </w:pPr>
       <w:rPr>
-        <w:rFonts w:ascii="Arial" w:cs="Arial" w:eastAsia="Arial" w:hAnsi="Arial"/>
-        <w:color w:val="1f1f1f"/>
         <w:u w:val="none"/>
       </w:rPr>
     </w:lvl>
@@ -18315,13 +19057,15 @@
     </w:lvl>
     <w:lvl w:ilvl="1">
       <w:start w:val="1"/>
-      <w:numFmt w:val="bullet"/>
-      <w:lvlText w:val="○"/>
+      <w:numFmt w:val="decimal"/>
+      <w:lvlText w:val="%2."/>
       <w:lvlJc w:val="left"/>
       <w:pPr>
         <w:ind w:left="1440" w:hanging="360"/>
       </w:pPr>
       <w:rPr>
+        <w:rFonts w:ascii="Arial" w:cs="Arial" w:eastAsia="Arial" w:hAnsi="Arial"/>
+        <w:color w:val="1f1f1f"/>
         <w:u w:val="none"/>
       </w:rPr>
     </w:lvl>
@@ -18427,15 +19171,13 @@
     </w:lvl>
     <w:lvl w:ilvl="1">
       <w:start w:val="1"/>
-      <w:numFmt w:val="decimal"/>
-      <w:lvlText w:val="%2."/>
+      <w:numFmt w:val="bullet"/>
+      <w:lvlText w:val="○"/>
       <w:lvlJc w:val="left"/>
       <w:pPr>
         <w:ind w:left="1440" w:hanging="360"/>
       </w:pPr>
       <w:rPr>
-        <w:rFonts w:ascii="Arial" w:cs="Arial" w:eastAsia="Arial" w:hAnsi="Arial"/>
-        <w:color w:val="1f1f1f"/>
         <w:u w:val="none"/>
       </w:rPr>
     </w:lvl>
@@ -18767,8 +19509,8 @@
     </w:lvl>
     <w:lvl w:ilvl="1">
       <w:start w:val="1"/>
-      <w:numFmt w:val="bullet"/>
-      <w:lvlText w:val="○"/>
+      <w:numFmt w:val="decimal"/>
+      <w:lvlText w:val="%2."/>
       <w:lvlJc w:val="left"/>
       <w:pPr>
         <w:ind w:left="1440" w:hanging="360"/>
@@ -19673,13 +20415,15 @@
     </w:lvl>
     <w:lvl w:ilvl="1">
       <w:start w:val="1"/>
-      <w:numFmt w:val="bullet"/>
-      <w:lvlText w:val="○"/>
+      <w:numFmt w:val="decimal"/>
+      <w:lvlText w:val="%2."/>
       <w:lvlJc w:val="left"/>
       <w:pPr>
         <w:ind w:left="1440" w:hanging="360"/>
       </w:pPr>
       <w:rPr>
+        <w:rFonts w:ascii="Arial" w:cs="Arial" w:eastAsia="Arial" w:hAnsi="Arial"/>
+        <w:color w:val="1f1f1f"/>
         <w:u w:val="none"/>
       </w:rPr>
     </w:lvl>
@@ -19785,15 +20529,13 @@
     </w:lvl>
     <w:lvl w:ilvl="1">
       <w:start w:val="1"/>
-      <w:numFmt w:val="decimal"/>
-      <w:lvlText w:val="%2."/>
+      <w:numFmt w:val="bullet"/>
+      <w:lvlText w:val="○"/>
       <w:lvlJc w:val="left"/>
       <w:pPr>
         <w:ind w:left="1440" w:hanging="360"/>
       </w:pPr>
       <w:rPr>
-        <w:rFonts w:ascii="Arial" w:cs="Arial" w:eastAsia="Arial" w:hAnsi="Arial"/>
-        <w:color w:val="1f1f1f"/>
         <w:u w:val="none"/>
       </w:rPr>
     </w:lvl>
@@ -19899,15 +20641,13 @@
     </w:lvl>
     <w:lvl w:ilvl="1">
       <w:start w:val="1"/>
-      <w:numFmt w:val="decimal"/>
-      <w:lvlText w:val="%2."/>
+      <w:numFmt w:val="bullet"/>
+      <w:lvlText w:val="○"/>
       <w:lvlJc w:val="left"/>
       <w:pPr>
         <w:ind w:left="1440" w:hanging="360"/>
       </w:pPr>
       <w:rPr>
-        <w:rFonts w:ascii="Arial" w:cs="Arial" w:eastAsia="Arial" w:hAnsi="Arial"/>
-        <w:color w:val="1f1f1f"/>
         <w:u w:val="none"/>
       </w:rPr>
     </w:lvl>
@@ -20013,13 +20753,15 @@
     </w:lvl>
     <w:lvl w:ilvl="1">
       <w:start w:val="1"/>
-      <w:numFmt w:val="bullet"/>
-      <w:lvlText w:val="○"/>
+      <w:numFmt w:val="decimal"/>
+      <w:lvlText w:val="%2."/>
       <w:lvlJc w:val="left"/>
       <w:pPr>
         <w:ind w:left="1440" w:hanging="360"/>
       </w:pPr>
       <w:rPr>
+        <w:rFonts w:ascii="Arial" w:cs="Arial" w:eastAsia="Arial" w:hAnsi="Arial"/>
+        <w:color w:val="1f1f1f"/>
         <w:u w:val="none"/>
       </w:rPr>
     </w:lvl>
@@ -20118,22 +20860,18 @@
         <w:ind w:left="720" w:hanging="360"/>
       </w:pPr>
       <w:rPr>
-        <w:rFonts w:ascii="Arial" w:cs="Arial" w:eastAsia="Arial" w:hAnsi="Arial"/>
-        <w:color w:val="1f1f1f"/>
         <w:u w:val="none"/>
       </w:rPr>
     </w:lvl>
     <w:lvl w:ilvl="1">
       <w:start w:val="1"/>
-      <w:numFmt w:val="decimal"/>
-      <w:lvlText w:val="%2."/>
+      <w:numFmt w:val="bullet"/>
+      <w:lvlText w:val="○"/>
       <w:lvlJc w:val="left"/>
       <w:pPr>
         <w:ind w:left="1440" w:hanging="360"/>
       </w:pPr>
       <w:rPr>
-        <w:rFonts w:ascii="Arial" w:cs="Arial" w:eastAsia="Arial" w:hAnsi="Arial"/>
-        <w:color w:val="1f1f1f"/>
         <w:u w:val="none"/>
       </w:rPr>
     </w:lvl>
@@ -20457,6 +21195,20 @@
       <w:sz w:val="52"/>
       <w:szCs w:val="52"/>
     </w:rPr>
+  </w:style>
+  <w:style w:type="table" w:styleId="TableNormal" w:default="1">
+    <w:name w:val="TableNormal"/>
+    <w:tblPr>
+      <w:tblCellMar>
+        <w:top w:w="100.0" w:type="dxa"/>
+        <w:left w:w="100.0" w:type="dxa"/>
+        <w:bottom w:w="100.0" w:type="dxa"/>
+        <w:right w:w="100.0" w:type="dxa"/>
+      </w:tblCellMar>
+    </w:tblPr>
+  </w:style>
+  <w:style w:type="paragraph" w:styleId="Normal" w:default="1">
+    <w:name w:val="normal"/>
   </w:style>
   <w:style w:type="table" w:styleId="TableNormal" w:default="1">
     <w:name w:val="TableNormal"/>
@@ -20603,6 +21355,27 @@
     <w:tblStylePr w:type="swCell">
       <w:tcPr/>
     </w:tblStylePr>
+  </w:style>
+  <w:style w:type="table" w:styleId="Table1">
+    <w:basedOn w:val="TableNormal"/>
+    <w:tblPr>
+      <w:tblStyleRowBandSize w:val="1"/>
+      <w:tblStyleColBandSize w:val="1"/>
+    </w:tblPr>
+  </w:style>
+  <w:style w:type="table" w:styleId="Table2">
+    <w:basedOn w:val="TableNormal"/>
+    <w:tblPr>
+      <w:tblStyleRowBandSize w:val="1"/>
+      <w:tblStyleColBandSize w:val="1"/>
+    </w:tblPr>
+  </w:style>
+  <w:style w:type="table" w:styleId="Table3">
+    <w:basedOn w:val="TableNormal"/>
+    <w:tblPr>
+      <w:tblStyleRowBandSize w:val="1"/>
+      <w:tblStyleColBandSize w:val="1"/>
+    </w:tblPr>
   </w:style>
   <w:style w:type="paragraph" w:styleId="Subtitle">
     <w:name w:val="Subtitle"/>
@@ -20969,7 +21742,7 @@
 
 <file path=customXML/item1.xml><?xml version="1.0" encoding="utf-8"?>
 <go:gDocsCustomXmlDataStorage xmlns:go="http://customooxmlschemas.google.com/" xmlns:r="http://schemas.openxmlformats.org/officeDocument/2006/relationships" uri="GoogleDocsCustomDataVersion2">
-  <go:docsCustomData xmlns:go="http://customooxmlschemas.google.com/" roundtripDataSignature="AMtx7mijN5bOe8eo+a5YUA82fituhtTTOg==">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</go:docsCustomData>
+  <go:docsCustomData xmlns:go="http://customooxmlschemas.google.com/" roundtripDataSignature="AMtx7mgwxcu7JKVItJ0Rtz+JpuCrGjE5nw==">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</go:docsCustomData>
 </go:gDocsCustomXmlDataStorage>
 </file>
 
